--- a/style-guide.docx
+++ b/style-guide.docx
@@ -742,33 +742,21 @@
     </w:p>
     <w:p>
       <w:pPr>
-        <w:pBdr>
-          <w:top w:val="none" w:sz="0" w:space="0" w:color="auto"/>
-          <w:left w:val="none" w:sz="0" w:space="0" w:color="auto"/>
-          <w:bottom w:val="none" w:sz="0" w:space="0" w:color="auto"/>
-          <w:right w:val="none" w:sz="0" w:space="0" w:color="auto"/>
-          <w:between w:val="none" w:sz="0" w:space="0" w:color="auto"/>
-          <w:bar w:val="none" w:sz="0" w:color="auto"/>
-        </w:pBdr>
         <w:spacing w:before="100" w:beforeAutospacing="1" w:after="100" w:afterAutospacing="1"/>
         <w:outlineLvl w:val="2"/>
         <w:rPr>
-          <w:rFonts w:eastAsia="Times New Roman"/>
           <w:b/>
           <w:bCs/>
           <w:sz w:val="27"/>
           <w:szCs w:val="27"/>
-          <w:bdr w:val="none" w:sz="0" w:space="0" w:color="auto"/>
-        </w:rPr>
-      </w:pPr>
-      <w:r>
-        <w:rPr>
-          <w:rFonts w:eastAsia="Times New Roman"/>
+        </w:rPr>
+      </w:pPr>
+      <w:r>
+        <w:rPr>
           <w:b/>
           <w:bCs/>
           <w:sz w:val="27"/>
           <w:szCs w:val="27"/>
-          <w:bdr w:val="none" w:sz="0" w:space="0" w:color="auto"/>
         </w:rPr>
         <w:t>Main Card</w:t>
       </w:r>
@@ -779,34 +767,16 @@
           <w:ilvl w:val="0"/>
           <w:numId w:val="19"/>
         </w:numPr>
-        <w:pBdr>
-          <w:top w:val="none" w:sz="0" w:space="0" w:color="auto"/>
-          <w:left w:val="none" w:sz="0" w:space="0" w:color="auto"/>
-          <w:bottom w:val="none" w:sz="0" w:space="0" w:color="auto"/>
-          <w:right w:val="none" w:sz="0" w:space="0" w:color="auto"/>
-          <w:between w:val="none" w:sz="0" w:space="0" w:color="auto"/>
-          <w:bar w:val="none" w:sz="0" w:color="auto"/>
-        </w:pBdr>
         <w:spacing w:before="100" w:beforeAutospacing="1" w:after="100" w:afterAutospacing="1"/>
-        <w:rPr>
-          <w:rFonts w:eastAsia="Times New Roman"/>
-          <w:bdr w:val="none" w:sz="0" w:space="0" w:color="auto"/>
-        </w:rPr>
-      </w:pPr>
-      <w:r>
-        <w:rPr>
-          <w:rFonts w:eastAsia="Times New Roman"/>
+      </w:pPr>
+      <w:r>
+        <w:rPr>
           <w:b/>
           <w:bCs/>
-          <w:bdr w:val="none" w:sz="0" w:space="0" w:color="auto"/>
         </w:rPr>
         <w:t>Background:</w:t>
       </w:r>
       <w:r>
-        <w:rPr>
-          <w:rFonts w:eastAsia="Times New Roman"/>
-          <w:bdr w:val="none" w:sz="0" w:space="0" w:color="auto"/>
-        </w:rPr>
         <w:t xml:space="preserve"> white</w:t>
       </w:r>
     </w:p>
@@ -816,42 +786,23 @@
           <w:ilvl w:val="0"/>
           <w:numId w:val="19"/>
         </w:numPr>
-        <w:pBdr>
-          <w:top w:val="none" w:sz="0" w:space="0" w:color="auto"/>
-          <w:left w:val="none" w:sz="0" w:space="0" w:color="auto"/>
-          <w:bottom w:val="none" w:sz="0" w:space="0" w:color="auto"/>
-          <w:right w:val="none" w:sz="0" w:space="0" w:color="auto"/>
-          <w:between w:val="none" w:sz="0" w:space="0" w:color="auto"/>
-          <w:bar w:val="none" w:sz="0" w:color="auto"/>
-        </w:pBdr>
         <w:spacing w:before="100" w:beforeAutospacing="1" w:after="100" w:afterAutospacing="1"/>
-        <w:rPr>
-          <w:rFonts w:eastAsia="Times New Roman"/>
-          <w:bdr w:val="none" w:sz="0" w:space="0" w:color="auto"/>
-        </w:rPr>
-      </w:pPr>
-      <w:r>
-        <w:rPr>
-          <w:rFonts w:eastAsia="Times New Roman"/>
+      </w:pPr>
+      <w:r>
+        <w:rPr>
           <w:b/>
           <w:bCs/>
-          <w:bdr w:val="none" w:sz="0" w:space="0" w:color="auto"/>
         </w:rPr>
         <w:t>Padding-left:</w:t>
       </w:r>
       <w:r>
-        <w:rPr>
-          <w:rFonts w:eastAsia="Times New Roman"/>
-          <w:bdr w:val="none" w:sz="0" w:space="0" w:color="auto"/>
-        </w:rPr>
         <w:t xml:space="preserve"> </w:t>
       </w:r>
       <w:r>
         <w:rPr>
-          <w:rFonts w:ascii="Courier New" w:eastAsia="Times New Roman" w:hAnsi="Courier New" w:cs="Courier New"/>
+          <w:rFonts w:ascii="Courier New" w:hAnsi="Courier New" w:cs="Courier New"/>
           <w:sz w:val="20"/>
           <w:szCs w:val="20"/>
-          <w:bdr w:val="none" w:sz="0" w:space="0" w:color="auto"/>
         </w:rPr>
         <w:t>25px</w:t>
       </w:r>
@@ -862,42 +813,23 @@
           <w:ilvl w:val="0"/>
           <w:numId w:val="19"/>
         </w:numPr>
-        <w:pBdr>
-          <w:top w:val="none" w:sz="0" w:space="0" w:color="auto"/>
-          <w:left w:val="none" w:sz="0" w:space="0" w:color="auto"/>
-          <w:bottom w:val="none" w:sz="0" w:space="0" w:color="auto"/>
-          <w:right w:val="none" w:sz="0" w:space="0" w:color="auto"/>
-          <w:between w:val="none" w:sz="0" w:space="0" w:color="auto"/>
-          <w:bar w:val="none" w:sz="0" w:color="auto"/>
-        </w:pBdr>
         <w:spacing w:before="100" w:beforeAutospacing="1" w:after="100" w:afterAutospacing="1"/>
-        <w:rPr>
-          <w:rFonts w:eastAsia="Times New Roman"/>
-          <w:bdr w:val="none" w:sz="0" w:space="0" w:color="auto"/>
-        </w:rPr>
-      </w:pPr>
-      <w:r>
-        <w:rPr>
-          <w:rFonts w:eastAsia="Times New Roman"/>
+      </w:pPr>
+      <w:r>
+        <w:rPr>
           <w:b/>
           <w:bCs/>
-          <w:bdr w:val="none" w:sz="0" w:space="0" w:color="auto"/>
         </w:rPr>
         <w:t>Max width:</w:t>
       </w:r>
       <w:r>
-        <w:rPr>
-          <w:rFonts w:eastAsia="Times New Roman"/>
-          <w:bdr w:val="none" w:sz="0" w:space="0" w:color="auto"/>
-        </w:rPr>
         <w:t xml:space="preserve"> </w:t>
       </w:r>
       <w:r>
         <w:rPr>
-          <w:rFonts w:ascii="Courier New" w:eastAsia="Times New Roman" w:hAnsi="Courier New" w:cs="Courier New"/>
+          <w:rFonts w:ascii="Courier New" w:hAnsi="Courier New" w:cs="Courier New"/>
           <w:sz w:val="20"/>
           <w:szCs w:val="20"/>
-          <w:bdr w:val="none" w:sz="0" w:space="0" w:color="auto"/>
         </w:rPr>
         <w:t>1150px</w:t>
       </w:r>
@@ -908,50 +840,27 @@
           <w:ilvl w:val="0"/>
           <w:numId w:val="19"/>
         </w:numPr>
-        <w:pBdr>
-          <w:top w:val="none" w:sz="0" w:space="0" w:color="auto"/>
-          <w:left w:val="none" w:sz="0" w:space="0" w:color="auto"/>
-          <w:bottom w:val="none" w:sz="0" w:space="0" w:color="auto"/>
-          <w:right w:val="none" w:sz="0" w:space="0" w:color="auto"/>
-          <w:between w:val="none" w:sz="0" w:space="0" w:color="auto"/>
-          <w:bar w:val="none" w:sz="0" w:color="auto"/>
-        </w:pBdr>
         <w:spacing w:before="100" w:beforeAutospacing="1" w:after="100" w:afterAutospacing="1"/>
-        <w:rPr>
-          <w:rFonts w:eastAsia="Times New Roman"/>
-          <w:bdr w:val="none" w:sz="0" w:space="0" w:color="auto"/>
-        </w:rPr>
-      </w:pPr>
-      <w:r>
-        <w:rPr>
-          <w:rFonts w:eastAsia="Times New Roman"/>
+      </w:pPr>
+      <w:r>
+        <w:rPr>
           <w:b/>
           <w:bCs/>
-          <w:bdr w:val="none" w:sz="0" w:space="0" w:color="auto"/>
         </w:rPr>
         <w:t>Margin:</w:t>
       </w:r>
       <w:r>
-        <w:rPr>
-          <w:rFonts w:eastAsia="Times New Roman"/>
-          <w:bdr w:val="none" w:sz="0" w:space="0" w:color="auto"/>
-        </w:rPr>
         <w:t xml:space="preserve"> </w:t>
       </w:r>
       <w:r>
         <w:rPr>
-          <w:rFonts w:ascii="Courier New" w:eastAsia="Times New Roman" w:hAnsi="Courier New" w:cs="Courier New"/>
+          <w:rFonts w:ascii="Courier New" w:hAnsi="Courier New" w:cs="Courier New"/>
           <w:sz w:val="20"/>
           <w:szCs w:val="20"/>
-          <w:bdr w:val="none" w:sz="0" w:space="0" w:color="auto"/>
         </w:rPr>
         <w:t>40px auto</w:t>
       </w:r>
       <w:r>
-        <w:rPr>
-          <w:rFonts w:eastAsia="Times New Roman"/>
-          <w:bdr w:val="none" w:sz="0" w:space="0" w:color="auto"/>
-        </w:rPr>
         <w:t xml:space="preserve"> (centered)</w:t>
       </w:r>
     </w:p>
@@ -961,42 +870,23 @@
           <w:ilvl w:val="0"/>
           <w:numId w:val="19"/>
         </w:numPr>
-        <w:pBdr>
-          <w:top w:val="none" w:sz="0" w:space="0" w:color="auto"/>
-          <w:left w:val="none" w:sz="0" w:space="0" w:color="auto"/>
-          <w:bottom w:val="none" w:sz="0" w:space="0" w:color="auto"/>
-          <w:right w:val="none" w:sz="0" w:space="0" w:color="auto"/>
-          <w:between w:val="none" w:sz="0" w:space="0" w:color="auto"/>
-          <w:bar w:val="none" w:sz="0" w:color="auto"/>
-        </w:pBdr>
         <w:spacing w:before="100" w:beforeAutospacing="1" w:after="100" w:afterAutospacing="1"/>
-        <w:rPr>
-          <w:rFonts w:eastAsia="Times New Roman"/>
-          <w:bdr w:val="none" w:sz="0" w:space="0" w:color="auto"/>
-        </w:rPr>
-      </w:pPr>
-      <w:r>
-        <w:rPr>
-          <w:rFonts w:eastAsia="Times New Roman"/>
+      </w:pPr>
+      <w:r>
+        <w:rPr>
           <w:b/>
           <w:bCs/>
-          <w:bdr w:val="none" w:sz="0" w:space="0" w:color="auto"/>
         </w:rPr>
         <w:t>Border radius:</w:t>
       </w:r>
       <w:r>
-        <w:rPr>
-          <w:rFonts w:eastAsia="Times New Roman"/>
-          <w:bdr w:val="none" w:sz="0" w:space="0" w:color="auto"/>
-        </w:rPr>
         <w:t xml:space="preserve"> </w:t>
       </w:r>
       <w:r>
         <w:rPr>
-          <w:rFonts w:ascii="Courier New" w:eastAsia="Times New Roman" w:hAnsi="Courier New" w:cs="Courier New"/>
+          <w:rFonts w:ascii="Courier New" w:hAnsi="Courier New" w:cs="Courier New"/>
           <w:sz w:val="20"/>
           <w:szCs w:val="20"/>
-          <w:bdr w:val="none" w:sz="0" w:space="0" w:color="auto"/>
         </w:rPr>
         <w:t>10px</w:t>
       </w:r>
@@ -1007,64 +897,43 @@
           <w:ilvl w:val="0"/>
           <w:numId w:val="19"/>
         </w:numPr>
-        <w:pBdr>
-          <w:top w:val="none" w:sz="0" w:space="0" w:color="auto"/>
-          <w:left w:val="none" w:sz="0" w:space="0" w:color="auto"/>
-          <w:bottom w:val="none" w:sz="0" w:space="0" w:color="auto"/>
-          <w:right w:val="none" w:sz="0" w:space="0" w:color="auto"/>
-          <w:between w:val="none" w:sz="0" w:space="0" w:color="auto"/>
-          <w:bar w:val="none" w:sz="0" w:color="auto"/>
-        </w:pBdr>
         <w:spacing w:before="100" w:beforeAutospacing="1" w:after="100" w:afterAutospacing="1"/>
-        <w:rPr>
-          <w:rFonts w:eastAsia="Times New Roman"/>
-          <w:bdr w:val="none" w:sz="0" w:space="0" w:color="auto"/>
-        </w:rPr>
-      </w:pPr>
-      <w:r>
-        <w:rPr>
-          <w:rFonts w:eastAsia="Times New Roman"/>
+      </w:pPr>
+      <w:r>
+        <w:rPr>
           <w:b/>
           <w:bCs/>
-          <w:bdr w:val="none" w:sz="0" w:space="0" w:color="auto"/>
         </w:rPr>
         <w:t>Shadow:</w:t>
       </w:r>
       <w:r>
-        <w:rPr>
-          <w:rFonts w:eastAsia="Times New Roman"/>
-          <w:bdr w:val="none" w:sz="0" w:space="0" w:color="auto"/>
-        </w:rPr>
         <w:t xml:space="preserve"> soft pink shadow </w:t>
       </w:r>
       <w:proofErr w:type="spellStart"/>
       <w:proofErr w:type="gramStart"/>
       <w:r>
         <w:rPr>
-          <w:rFonts w:ascii="Courier New" w:eastAsia="Times New Roman" w:hAnsi="Courier New" w:cs="Courier New"/>
+          <w:rFonts w:ascii="Courier New" w:hAnsi="Courier New" w:cs="Courier New"/>
           <w:sz w:val="20"/>
           <w:szCs w:val="20"/>
-          <w:bdr w:val="none" w:sz="0" w:space="0" w:color="auto"/>
         </w:rPr>
         <w:t>rgba</w:t>
       </w:r>
       <w:proofErr w:type="spellEnd"/>
       <w:r>
         <w:rPr>
-          <w:rFonts w:ascii="Courier New" w:eastAsia="Times New Roman" w:hAnsi="Courier New" w:cs="Courier New"/>
+          <w:rFonts w:ascii="Courier New" w:hAnsi="Courier New" w:cs="Courier New"/>
           <w:sz w:val="20"/>
           <w:szCs w:val="20"/>
-          <w:bdr w:val="none" w:sz="0" w:space="0" w:color="auto"/>
         </w:rPr>
         <w:t>(</w:t>
       </w:r>
       <w:proofErr w:type="gramEnd"/>
       <w:r>
         <w:rPr>
-          <w:rFonts w:ascii="Courier New" w:eastAsia="Times New Roman" w:hAnsi="Courier New" w:cs="Courier New"/>
+          <w:rFonts w:ascii="Courier New" w:hAnsi="Courier New" w:cs="Courier New"/>
           <w:sz w:val="20"/>
           <w:szCs w:val="20"/>
-          <w:bdr w:val="none" w:sz="0" w:space="0" w:color="auto"/>
         </w:rPr>
         <w:t>255, 105, 180, 0.2)</w:t>
       </w:r>
@@ -1075,75 +944,44 @@
           <w:ilvl w:val="0"/>
           <w:numId w:val="19"/>
         </w:numPr>
-        <w:pBdr>
-          <w:top w:val="none" w:sz="0" w:space="0" w:color="auto"/>
-          <w:left w:val="none" w:sz="0" w:space="0" w:color="auto"/>
-          <w:bottom w:val="none" w:sz="0" w:space="0" w:color="auto"/>
-          <w:right w:val="none" w:sz="0" w:space="0" w:color="auto"/>
-          <w:between w:val="none" w:sz="0" w:space="0" w:color="auto"/>
-          <w:bar w:val="none" w:sz="0" w:color="auto"/>
-        </w:pBdr>
         <w:spacing w:before="100" w:beforeAutospacing="1" w:after="100" w:afterAutospacing="1"/>
-        <w:rPr>
-          <w:rFonts w:eastAsia="Times New Roman"/>
-          <w:bdr w:val="none" w:sz="0" w:space="0" w:color="auto"/>
-        </w:rPr>
-      </w:pPr>
-      <w:r>
-        <w:rPr>
-          <w:rFonts w:eastAsia="Times New Roman"/>
+      </w:pPr>
+      <w:r>
+        <w:rPr>
           <w:b/>
           <w:bCs/>
-          <w:bdr w:val="none" w:sz="0" w:space="0" w:color="auto"/>
         </w:rPr>
         <w:t>Minimum height:</w:t>
       </w:r>
       <w:r>
-        <w:rPr>
-          <w:rFonts w:eastAsia="Times New Roman"/>
-          <w:bdr w:val="none" w:sz="0" w:space="0" w:color="auto"/>
-        </w:rPr>
         <w:t xml:space="preserve"> </w:t>
       </w:r>
       <w:r>
         <w:rPr>
-          <w:rFonts w:ascii="Courier New" w:eastAsia="Times New Roman" w:hAnsi="Courier New" w:cs="Courier New"/>
+          <w:rFonts w:ascii="Courier New" w:hAnsi="Courier New" w:cs="Courier New"/>
           <w:sz w:val="20"/>
           <w:szCs w:val="20"/>
-          <w:bdr w:val="none" w:sz="0" w:space="0" w:color="auto"/>
         </w:rPr>
         <w:t>250px</w:t>
       </w:r>
     </w:p>
     <w:p>
       <w:pPr>
-        <w:pBdr>
-          <w:top w:val="none" w:sz="0" w:space="0" w:color="auto"/>
-          <w:left w:val="none" w:sz="0" w:space="0" w:color="auto"/>
-          <w:bottom w:val="none" w:sz="0" w:space="0" w:color="auto"/>
-          <w:right w:val="none" w:sz="0" w:space="0" w:color="auto"/>
-          <w:between w:val="none" w:sz="0" w:space="0" w:color="auto"/>
-          <w:bar w:val="none" w:sz="0" w:color="auto"/>
-        </w:pBdr>
         <w:spacing w:before="100" w:beforeAutospacing="1" w:after="100" w:afterAutospacing="1"/>
         <w:outlineLvl w:val="2"/>
         <w:rPr>
-          <w:rFonts w:eastAsia="Times New Roman"/>
           <w:b/>
           <w:bCs/>
           <w:sz w:val="27"/>
           <w:szCs w:val="27"/>
-          <w:bdr w:val="none" w:sz="0" w:space="0" w:color="auto"/>
-        </w:rPr>
-      </w:pPr>
-      <w:r>
-        <w:rPr>
-          <w:rFonts w:eastAsia="Times New Roman"/>
+        </w:rPr>
+      </w:pPr>
+      <w:r>
+        <w:rPr>
           <w:b/>
           <w:bCs/>
           <w:sz w:val="27"/>
           <w:szCs w:val="27"/>
-          <w:bdr w:val="none" w:sz="0" w:space="0" w:color="auto"/>
         </w:rPr>
         <w:t>Section Titles</w:t>
       </w:r>
@@ -1154,34 +992,16 @@
           <w:ilvl w:val="0"/>
           <w:numId w:val="20"/>
         </w:numPr>
-        <w:pBdr>
-          <w:top w:val="none" w:sz="0" w:space="0" w:color="auto"/>
-          <w:left w:val="none" w:sz="0" w:space="0" w:color="auto"/>
-          <w:bottom w:val="none" w:sz="0" w:space="0" w:color="auto"/>
-          <w:right w:val="none" w:sz="0" w:space="0" w:color="auto"/>
-          <w:between w:val="none" w:sz="0" w:space="0" w:color="auto"/>
-          <w:bar w:val="none" w:sz="0" w:color="auto"/>
-        </w:pBdr>
         <w:spacing w:before="100" w:beforeAutospacing="1" w:after="100" w:afterAutospacing="1"/>
-        <w:rPr>
-          <w:rFonts w:eastAsia="Times New Roman"/>
-          <w:bdr w:val="none" w:sz="0" w:space="0" w:color="auto"/>
-        </w:rPr>
-      </w:pPr>
-      <w:r>
-        <w:rPr>
-          <w:rFonts w:eastAsia="Times New Roman"/>
+      </w:pPr>
+      <w:r>
+        <w:rPr>
           <w:b/>
           <w:bCs/>
-          <w:bdr w:val="none" w:sz="0" w:space="0" w:color="auto"/>
         </w:rPr>
         <w:t>Font:</w:t>
       </w:r>
       <w:r>
-        <w:rPr>
-          <w:rFonts w:eastAsia="Times New Roman"/>
-          <w:bdr w:val="none" w:sz="0" w:space="0" w:color="auto"/>
-        </w:rPr>
         <w:t xml:space="preserve"> Playfair Display</w:t>
       </w:r>
     </w:p>
@@ -1191,42 +1011,23 @@
           <w:ilvl w:val="0"/>
           <w:numId w:val="20"/>
         </w:numPr>
-        <w:pBdr>
-          <w:top w:val="none" w:sz="0" w:space="0" w:color="auto"/>
-          <w:left w:val="none" w:sz="0" w:space="0" w:color="auto"/>
-          <w:bottom w:val="none" w:sz="0" w:space="0" w:color="auto"/>
-          <w:right w:val="none" w:sz="0" w:space="0" w:color="auto"/>
-          <w:between w:val="none" w:sz="0" w:space="0" w:color="auto"/>
-          <w:bar w:val="none" w:sz="0" w:color="auto"/>
-        </w:pBdr>
         <w:spacing w:before="100" w:beforeAutospacing="1" w:after="100" w:afterAutospacing="1"/>
-        <w:rPr>
-          <w:rFonts w:eastAsia="Times New Roman"/>
-          <w:bdr w:val="none" w:sz="0" w:space="0" w:color="auto"/>
-        </w:rPr>
-      </w:pPr>
-      <w:r>
-        <w:rPr>
-          <w:rFonts w:eastAsia="Times New Roman"/>
+      </w:pPr>
+      <w:r>
+        <w:rPr>
           <w:b/>
           <w:bCs/>
-          <w:bdr w:val="none" w:sz="0" w:space="0" w:color="auto"/>
         </w:rPr>
         <w:t>Color:</w:t>
       </w:r>
       <w:r>
-        <w:rPr>
-          <w:rFonts w:eastAsia="Times New Roman"/>
-          <w:bdr w:val="none" w:sz="0" w:space="0" w:color="auto"/>
-        </w:rPr>
         <w:t xml:space="preserve"> </w:t>
       </w:r>
       <w:r>
         <w:rPr>
-          <w:rFonts w:ascii="Courier New" w:eastAsia="Times New Roman" w:hAnsi="Courier New" w:cs="Courier New"/>
+          <w:rFonts w:ascii="Courier New" w:hAnsi="Courier New" w:cs="Courier New"/>
           <w:sz w:val="20"/>
           <w:szCs w:val="20"/>
-          <w:bdr w:val="none" w:sz="0" w:space="0" w:color="auto"/>
         </w:rPr>
         <w:t>#c2185b</w:t>
       </w:r>
@@ -1237,42 +1038,23 @@
           <w:ilvl w:val="0"/>
           <w:numId w:val="20"/>
         </w:numPr>
-        <w:pBdr>
-          <w:top w:val="none" w:sz="0" w:space="0" w:color="auto"/>
-          <w:left w:val="none" w:sz="0" w:space="0" w:color="auto"/>
-          <w:bottom w:val="none" w:sz="0" w:space="0" w:color="auto"/>
-          <w:right w:val="none" w:sz="0" w:space="0" w:color="auto"/>
-          <w:between w:val="none" w:sz="0" w:space="0" w:color="auto"/>
-          <w:bar w:val="none" w:sz="0" w:color="auto"/>
-        </w:pBdr>
         <w:spacing w:before="100" w:beforeAutospacing="1" w:after="100" w:afterAutospacing="1"/>
-        <w:rPr>
-          <w:rFonts w:eastAsia="Times New Roman"/>
-          <w:bdr w:val="none" w:sz="0" w:space="0" w:color="auto"/>
-        </w:rPr>
-      </w:pPr>
-      <w:r>
-        <w:rPr>
-          <w:rFonts w:eastAsia="Times New Roman"/>
+      </w:pPr>
+      <w:r>
+        <w:rPr>
           <w:b/>
           <w:bCs/>
-          <w:bdr w:val="none" w:sz="0" w:space="0" w:color="auto"/>
         </w:rPr>
         <w:t>Underline bar:</w:t>
       </w:r>
       <w:r>
-        <w:rPr>
-          <w:rFonts w:eastAsia="Times New Roman"/>
-          <w:bdr w:val="none" w:sz="0" w:space="0" w:color="auto"/>
-        </w:rPr>
         <w:t xml:space="preserve"> </w:t>
       </w:r>
       <w:r>
         <w:rPr>
-          <w:rFonts w:ascii="Courier New" w:eastAsia="Times New Roman" w:hAnsi="Courier New" w:cs="Courier New"/>
+          <w:rFonts w:ascii="Courier New" w:hAnsi="Courier New" w:cs="Courier New"/>
           <w:sz w:val="20"/>
           <w:szCs w:val="20"/>
-          <w:bdr w:val="none" w:sz="0" w:space="0" w:color="auto"/>
         </w:rPr>
         <w:t>2px solid #ffb3d9</w:t>
       </w:r>
@@ -1283,75 +1065,44 @@
           <w:ilvl w:val="0"/>
           <w:numId w:val="20"/>
         </w:numPr>
-        <w:pBdr>
-          <w:top w:val="none" w:sz="0" w:space="0" w:color="auto"/>
-          <w:left w:val="none" w:sz="0" w:space="0" w:color="auto"/>
-          <w:bottom w:val="none" w:sz="0" w:space="0" w:color="auto"/>
-          <w:right w:val="none" w:sz="0" w:space="0" w:color="auto"/>
-          <w:between w:val="none" w:sz="0" w:space="0" w:color="auto"/>
-          <w:bar w:val="none" w:sz="0" w:color="auto"/>
-        </w:pBdr>
         <w:spacing w:before="100" w:beforeAutospacing="1" w:after="100" w:afterAutospacing="1"/>
-        <w:rPr>
-          <w:rFonts w:eastAsia="Times New Roman"/>
-          <w:bdr w:val="none" w:sz="0" w:space="0" w:color="auto"/>
-        </w:rPr>
-      </w:pPr>
-      <w:r>
-        <w:rPr>
-          <w:rFonts w:eastAsia="Times New Roman"/>
+      </w:pPr>
+      <w:r>
+        <w:rPr>
           <w:b/>
           <w:bCs/>
-          <w:bdr w:val="none" w:sz="0" w:space="0" w:color="auto"/>
         </w:rPr>
         <w:t>Spacing:</w:t>
       </w:r>
       <w:r>
-        <w:rPr>
-          <w:rFonts w:eastAsia="Times New Roman"/>
-          <w:bdr w:val="none" w:sz="0" w:space="0" w:color="auto"/>
-        </w:rPr>
         <w:t xml:space="preserve"> </w:t>
       </w:r>
       <w:r>
         <w:rPr>
-          <w:rFonts w:ascii="Courier New" w:eastAsia="Times New Roman" w:hAnsi="Courier New" w:cs="Courier New"/>
+          <w:rFonts w:ascii="Courier New" w:hAnsi="Courier New" w:cs="Courier New"/>
           <w:sz w:val="20"/>
           <w:szCs w:val="20"/>
-          <w:bdr w:val="none" w:sz="0" w:space="0" w:color="auto"/>
         </w:rPr>
         <w:t>margin-bottom: 15px</w:t>
       </w:r>
     </w:p>
     <w:p>
       <w:pPr>
-        <w:pBdr>
-          <w:top w:val="none" w:sz="0" w:space="0" w:color="auto"/>
-          <w:left w:val="none" w:sz="0" w:space="0" w:color="auto"/>
-          <w:bottom w:val="none" w:sz="0" w:space="0" w:color="auto"/>
-          <w:right w:val="none" w:sz="0" w:space="0" w:color="auto"/>
-          <w:between w:val="none" w:sz="0" w:space="0" w:color="auto"/>
-          <w:bar w:val="none" w:sz="0" w:color="auto"/>
-        </w:pBdr>
         <w:spacing w:before="100" w:beforeAutospacing="1" w:after="100" w:afterAutospacing="1"/>
         <w:outlineLvl w:val="2"/>
         <w:rPr>
-          <w:rFonts w:eastAsia="Times New Roman"/>
           <w:b/>
           <w:bCs/>
           <w:sz w:val="27"/>
           <w:szCs w:val="27"/>
-          <w:bdr w:val="none" w:sz="0" w:space="0" w:color="auto"/>
-        </w:rPr>
-      </w:pPr>
-      <w:r>
-        <w:rPr>
-          <w:rFonts w:eastAsia="Times New Roman"/>
+        </w:rPr>
+      </w:pPr>
+      <w:r>
+        <w:rPr>
           <w:b/>
           <w:bCs/>
           <w:sz w:val="27"/>
           <w:szCs w:val="27"/>
-          <w:bdr w:val="none" w:sz="0" w:space="0" w:color="auto"/>
         </w:rPr>
         <w:t>Images</w:t>
       </w:r>
@@ -1362,42 +1113,23 @@
           <w:ilvl w:val="0"/>
           <w:numId w:val="21"/>
         </w:numPr>
-        <w:pBdr>
-          <w:top w:val="none" w:sz="0" w:space="0" w:color="auto"/>
-          <w:left w:val="none" w:sz="0" w:space="0" w:color="auto"/>
-          <w:bottom w:val="none" w:sz="0" w:space="0" w:color="auto"/>
-          <w:right w:val="none" w:sz="0" w:space="0" w:color="auto"/>
-          <w:between w:val="none" w:sz="0" w:space="0" w:color="auto"/>
-          <w:bar w:val="none" w:sz="0" w:color="auto"/>
-        </w:pBdr>
         <w:spacing w:before="100" w:beforeAutospacing="1" w:after="100" w:afterAutospacing="1"/>
-        <w:rPr>
-          <w:rFonts w:eastAsia="Times New Roman"/>
-          <w:bdr w:val="none" w:sz="0" w:space="0" w:color="auto"/>
-        </w:rPr>
-      </w:pPr>
-      <w:r>
-        <w:rPr>
-          <w:rFonts w:eastAsia="Times New Roman"/>
+      </w:pPr>
+      <w:r>
+        <w:rPr>
           <w:b/>
           <w:bCs/>
-          <w:bdr w:val="none" w:sz="0" w:space="0" w:color="auto"/>
         </w:rPr>
         <w:t>Profile image width:</w:t>
       </w:r>
       <w:r>
-        <w:rPr>
-          <w:rFonts w:eastAsia="Times New Roman"/>
-          <w:bdr w:val="none" w:sz="0" w:space="0" w:color="auto"/>
-        </w:rPr>
         <w:t xml:space="preserve"> </w:t>
       </w:r>
       <w:r>
         <w:rPr>
-          <w:rFonts w:ascii="Courier New" w:eastAsia="Times New Roman" w:hAnsi="Courier New" w:cs="Courier New"/>
+          <w:rFonts w:ascii="Courier New" w:hAnsi="Courier New" w:cs="Courier New"/>
           <w:sz w:val="20"/>
           <w:szCs w:val="20"/>
-          <w:bdr w:val="none" w:sz="0" w:space="0" w:color="auto"/>
         </w:rPr>
         <w:t>180px</w:t>
       </w:r>
@@ -1408,42 +1140,23 @@
           <w:ilvl w:val="0"/>
           <w:numId w:val="21"/>
         </w:numPr>
-        <w:pBdr>
-          <w:top w:val="none" w:sz="0" w:space="0" w:color="auto"/>
-          <w:left w:val="none" w:sz="0" w:space="0" w:color="auto"/>
-          <w:bottom w:val="none" w:sz="0" w:space="0" w:color="auto"/>
-          <w:right w:val="none" w:sz="0" w:space="0" w:color="auto"/>
-          <w:between w:val="none" w:sz="0" w:space="0" w:color="auto"/>
-          <w:bar w:val="none" w:sz="0" w:color="auto"/>
-        </w:pBdr>
         <w:spacing w:before="100" w:beforeAutospacing="1" w:after="100" w:afterAutospacing="1"/>
-        <w:rPr>
-          <w:rFonts w:eastAsia="Times New Roman"/>
-          <w:bdr w:val="none" w:sz="0" w:space="0" w:color="auto"/>
-        </w:rPr>
-      </w:pPr>
-      <w:r>
-        <w:rPr>
-          <w:rFonts w:eastAsia="Times New Roman"/>
+      </w:pPr>
+      <w:r>
+        <w:rPr>
           <w:b/>
           <w:bCs/>
-          <w:bdr w:val="none" w:sz="0" w:space="0" w:color="auto"/>
         </w:rPr>
         <w:t>Rounded corners:</w:t>
       </w:r>
       <w:r>
-        <w:rPr>
-          <w:rFonts w:eastAsia="Times New Roman"/>
-          <w:bdr w:val="none" w:sz="0" w:space="0" w:color="auto"/>
-        </w:rPr>
         <w:t xml:space="preserve"> </w:t>
       </w:r>
       <w:r>
         <w:rPr>
-          <w:rFonts w:ascii="Courier New" w:eastAsia="Times New Roman" w:hAnsi="Courier New" w:cs="Courier New"/>
+          <w:rFonts w:ascii="Courier New" w:hAnsi="Courier New" w:cs="Courier New"/>
           <w:sz w:val="20"/>
           <w:szCs w:val="20"/>
-          <w:bdr w:val="none" w:sz="0" w:space="0" w:color="auto"/>
         </w:rPr>
         <w:t>12px</w:t>
       </w:r>
@@ -1454,34 +1167,16 @@
           <w:ilvl w:val="0"/>
           <w:numId w:val="21"/>
         </w:numPr>
-        <w:pBdr>
-          <w:top w:val="none" w:sz="0" w:space="0" w:color="auto"/>
-          <w:left w:val="none" w:sz="0" w:space="0" w:color="auto"/>
-          <w:bottom w:val="none" w:sz="0" w:space="0" w:color="auto"/>
-          <w:right w:val="none" w:sz="0" w:space="0" w:color="auto"/>
-          <w:between w:val="none" w:sz="0" w:space="0" w:color="auto"/>
-          <w:bar w:val="none" w:sz="0" w:color="auto"/>
-        </w:pBdr>
         <w:spacing w:before="100" w:beforeAutospacing="1" w:after="100" w:afterAutospacing="1"/>
-        <w:rPr>
-          <w:rFonts w:eastAsia="Times New Roman"/>
-          <w:bdr w:val="none" w:sz="0" w:space="0" w:color="auto"/>
-        </w:rPr>
-      </w:pPr>
-      <w:r>
-        <w:rPr>
-          <w:rFonts w:eastAsia="Times New Roman"/>
+      </w:pPr>
+      <w:r>
+        <w:rPr>
           <w:b/>
           <w:bCs/>
-          <w:bdr w:val="none" w:sz="0" w:space="0" w:color="auto"/>
         </w:rPr>
         <w:t>Float:</w:t>
       </w:r>
       <w:r>
-        <w:rPr>
-          <w:rFonts w:eastAsia="Times New Roman"/>
-          <w:bdr w:val="none" w:sz="0" w:space="0" w:color="auto"/>
-        </w:rPr>
         <w:t xml:space="preserve"> left</w:t>
       </w:r>
     </w:p>
@@ -1491,62 +1186,41 @@
           <w:ilvl w:val="0"/>
           <w:numId w:val="21"/>
         </w:numPr>
-        <w:pBdr>
-          <w:top w:val="none" w:sz="0" w:space="0" w:color="auto"/>
-          <w:left w:val="none" w:sz="0" w:space="0" w:color="auto"/>
-          <w:bottom w:val="none" w:sz="0" w:space="0" w:color="auto"/>
-          <w:right w:val="none" w:sz="0" w:space="0" w:color="auto"/>
-          <w:between w:val="none" w:sz="0" w:space="0" w:color="auto"/>
-          <w:bar w:val="none" w:sz="0" w:color="auto"/>
-        </w:pBdr>
         <w:spacing w:before="100" w:beforeAutospacing="1" w:after="100" w:afterAutospacing="1"/>
-        <w:rPr>
-          <w:rFonts w:eastAsia="Times New Roman"/>
-          <w:bdr w:val="none" w:sz="0" w:space="0" w:color="auto"/>
-        </w:rPr>
-      </w:pPr>
-      <w:r>
-        <w:rPr>
-          <w:rFonts w:eastAsia="Times New Roman"/>
+      </w:pPr>
+      <w:r>
+        <w:rPr>
           <w:b/>
           <w:bCs/>
-          <w:bdr w:val="none" w:sz="0" w:space="0" w:color="auto"/>
         </w:rPr>
         <w:t>Margin:</w:t>
       </w:r>
       <w:r>
-        <w:rPr>
-          <w:rFonts w:eastAsia="Times New Roman"/>
-          <w:bdr w:val="none" w:sz="0" w:space="0" w:color="auto"/>
-        </w:rPr>
         <w:t xml:space="preserve"> </w:t>
       </w:r>
       <w:r>
         <w:rPr>
-          <w:rFonts w:ascii="Courier New" w:eastAsia="Times New Roman" w:hAnsi="Courier New" w:cs="Courier New"/>
+          <w:rFonts w:ascii="Courier New" w:hAnsi="Courier New" w:cs="Courier New"/>
           <w:sz w:val="20"/>
           <w:szCs w:val="20"/>
-          <w:bdr w:val="none" w:sz="0" w:space="0" w:color="auto"/>
         </w:rPr>
         <w:t xml:space="preserve">0 20px </w:t>
       </w:r>
       <w:proofErr w:type="spellStart"/>
       <w:r>
         <w:rPr>
-          <w:rFonts w:ascii="Courier New" w:eastAsia="Times New Roman" w:hAnsi="Courier New" w:cs="Courier New"/>
+          <w:rFonts w:ascii="Courier New" w:hAnsi="Courier New" w:cs="Courier New"/>
           <w:sz w:val="20"/>
           <w:szCs w:val="20"/>
-          <w:bdr w:val="none" w:sz="0" w:space="0" w:color="auto"/>
         </w:rPr>
         <w:t>20px</w:t>
       </w:r>
       <w:proofErr w:type="spellEnd"/>
       <w:r>
         <w:rPr>
-          <w:rFonts w:ascii="Courier New" w:eastAsia="Times New Roman" w:hAnsi="Courier New" w:cs="Courier New"/>
+          <w:rFonts w:ascii="Courier New" w:hAnsi="Courier New" w:cs="Courier New"/>
           <w:sz w:val="20"/>
           <w:szCs w:val="20"/>
-          <w:bdr w:val="none" w:sz="0" w:space="0" w:color="auto"/>
         </w:rPr>
         <w:t xml:space="preserve"> 0</w:t>
       </w:r>
@@ -1557,42 +1231,23 @@
           <w:ilvl w:val="0"/>
           <w:numId w:val="21"/>
         </w:numPr>
-        <w:pBdr>
-          <w:top w:val="none" w:sz="0" w:space="0" w:color="auto"/>
-          <w:left w:val="none" w:sz="0" w:space="0" w:color="auto"/>
-          <w:bottom w:val="none" w:sz="0" w:space="0" w:color="auto"/>
-          <w:right w:val="none" w:sz="0" w:space="0" w:color="auto"/>
-          <w:between w:val="none" w:sz="0" w:space="0" w:color="auto"/>
-          <w:bar w:val="none" w:sz="0" w:color="auto"/>
-        </w:pBdr>
         <w:spacing w:before="100" w:beforeAutospacing="1" w:after="100" w:afterAutospacing="1"/>
-        <w:rPr>
-          <w:rFonts w:eastAsia="Times New Roman"/>
-          <w:bdr w:val="none" w:sz="0" w:space="0" w:color="auto"/>
-        </w:rPr>
-      </w:pPr>
-      <w:r>
-        <w:rPr>
-          <w:rFonts w:eastAsia="Times New Roman"/>
+      </w:pPr>
+      <w:r>
+        <w:rPr>
           <w:b/>
           <w:bCs/>
-          <w:bdr w:val="none" w:sz="0" w:space="0" w:color="auto"/>
         </w:rPr>
         <w:t>Background frame:</w:t>
       </w:r>
       <w:r>
-        <w:rPr>
-          <w:rFonts w:eastAsia="Times New Roman"/>
-          <w:bdr w:val="none" w:sz="0" w:space="0" w:color="auto"/>
-        </w:rPr>
         <w:t xml:space="preserve"> </w:t>
       </w:r>
       <w:r>
         <w:rPr>
-          <w:rFonts w:ascii="Courier New" w:eastAsia="Times New Roman" w:hAnsi="Courier New" w:cs="Courier New"/>
+          <w:rFonts w:ascii="Courier New" w:hAnsi="Courier New" w:cs="Courier New"/>
           <w:sz w:val="20"/>
           <w:szCs w:val="20"/>
-          <w:bdr w:val="none" w:sz="0" w:space="0" w:color="auto"/>
         </w:rPr>
         <w:t>#ffe6f2</w:t>
       </w:r>
@@ -1603,42 +1258,23 @@
           <w:ilvl w:val="0"/>
           <w:numId w:val="21"/>
         </w:numPr>
-        <w:pBdr>
-          <w:top w:val="none" w:sz="0" w:space="0" w:color="auto"/>
-          <w:left w:val="none" w:sz="0" w:space="0" w:color="auto"/>
-          <w:bottom w:val="none" w:sz="0" w:space="0" w:color="auto"/>
-          <w:right w:val="none" w:sz="0" w:space="0" w:color="auto"/>
-          <w:between w:val="none" w:sz="0" w:space="0" w:color="auto"/>
-          <w:bar w:val="none" w:sz="0" w:color="auto"/>
-        </w:pBdr>
         <w:spacing w:before="100" w:beforeAutospacing="1" w:after="100" w:afterAutospacing="1"/>
-        <w:rPr>
-          <w:rFonts w:eastAsia="Times New Roman"/>
-          <w:bdr w:val="none" w:sz="0" w:space="0" w:color="auto"/>
-        </w:rPr>
-      </w:pPr>
-      <w:r>
-        <w:rPr>
-          <w:rFonts w:eastAsia="Times New Roman"/>
+      </w:pPr>
+      <w:r>
+        <w:rPr>
           <w:b/>
           <w:bCs/>
-          <w:bdr w:val="none" w:sz="0" w:space="0" w:color="auto"/>
         </w:rPr>
         <w:t>Border:</w:t>
       </w:r>
       <w:r>
-        <w:rPr>
-          <w:rFonts w:eastAsia="Times New Roman"/>
-          <w:bdr w:val="none" w:sz="0" w:space="0" w:color="auto"/>
-        </w:rPr>
         <w:t xml:space="preserve"> </w:t>
       </w:r>
       <w:r>
         <w:rPr>
-          <w:rFonts w:ascii="Courier New" w:eastAsia="Times New Roman" w:hAnsi="Courier New" w:cs="Courier New"/>
+          <w:rFonts w:ascii="Courier New" w:hAnsi="Courier New" w:cs="Courier New"/>
           <w:sz w:val="20"/>
           <w:szCs w:val="20"/>
-          <w:bdr w:val="none" w:sz="0" w:space="0" w:color="auto"/>
         </w:rPr>
         <w:t>2px solid #ffb3d9</w:t>
       </w:r>
@@ -1649,66 +1285,36 @@
           <w:ilvl w:val="0"/>
           <w:numId w:val="21"/>
         </w:numPr>
-        <w:pBdr>
-          <w:top w:val="none" w:sz="0" w:space="0" w:color="auto"/>
-          <w:left w:val="none" w:sz="0" w:space="0" w:color="auto"/>
-          <w:bottom w:val="none" w:sz="0" w:space="0" w:color="auto"/>
-          <w:right w:val="none" w:sz="0" w:space="0" w:color="auto"/>
-          <w:between w:val="none" w:sz="0" w:space="0" w:color="auto"/>
-          <w:bar w:val="none" w:sz="0" w:color="auto"/>
-        </w:pBdr>
         <w:spacing w:before="100" w:beforeAutospacing="1" w:after="100" w:afterAutospacing="1"/>
-        <w:rPr>
-          <w:rFonts w:eastAsia="Times New Roman"/>
-          <w:bdr w:val="none" w:sz="0" w:space="0" w:color="auto"/>
-        </w:rPr>
-      </w:pPr>
-      <w:r>
-        <w:rPr>
-          <w:rFonts w:eastAsia="Times New Roman"/>
+      </w:pPr>
+      <w:r>
+        <w:rPr>
           <w:b/>
           <w:bCs/>
-          <w:bdr w:val="none" w:sz="0" w:space="0" w:color="auto"/>
         </w:rPr>
         <w:t>Shadow:</w:t>
       </w:r>
       <w:r>
-        <w:rPr>
-          <w:rFonts w:eastAsia="Times New Roman"/>
-          <w:bdr w:val="none" w:sz="0" w:space="0" w:color="auto"/>
-        </w:rPr>
         <w:t xml:space="preserve"> soft pink glow</w:t>
       </w:r>
     </w:p>
     <w:p>
       <w:pPr>
-        <w:pBdr>
-          <w:top w:val="none" w:sz="0" w:space="0" w:color="auto"/>
-          <w:left w:val="none" w:sz="0" w:space="0" w:color="auto"/>
-          <w:bottom w:val="none" w:sz="0" w:space="0" w:color="auto"/>
-          <w:right w:val="none" w:sz="0" w:space="0" w:color="auto"/>
-          <w:between w:val="none" w:sz="0" w:space="0" w:color="auto"/>
-          <w:bar w:val="none" w:sz="0" w:color="auto"/>
-        </w:pBdr>
         <w:spacing w:before="100" w:beforeAutospacing="1" w:after="100" w:afterAutospacing="1"/>
         <w:outlineLvl w:val="2"/>
         <w:rPr>
-          <w:rFonts w:eastAsia="Times New Roman"/>
           <w:b/>
           <w:bCs/>
           <w:sz w:val="27"/>
           <w:szCs w:val="27"/>
-          <w:bdr w:val="none" w:sz="0" w:space="0" w:color="auto"/>
-        </w:rPr>
-      </w:pPr>
-      <w:r>
-        <w:rPr>
-          <w:rFonts w:eastAsia="Times New Roman"/>
+        </w:rPr>
+      </w:pPr>
+      <w:r>
+        <w:rPr>
           <w:b/>
           <w:bCs/>
           <w:sz w:val="27"/>
           <w:szCs w:val="27"/>
-          <w:bdr w:val="none" w:sz="0" w:space="0" w:color="auto"/>
         </w:rPr>
         <w:t>Figure</w:t>
       </w:r>
@@ -1719,42 +1325,23 @@
           <w:ilvl w:val="0"/>
           <w:numId w:val="22"/>
         </w:numPr>
-        <w:pBdr>
-          <w:top w:val="none" w:sz="0" w:space="0" w:color="auto"/>
-          <w:left w:val="none" w:sz="0" w:space="0" w:color="auto"/>
-          <w:bottom w:val="none" w:sz="0" w:space="0" w:color="auto"/>
-          <w:right w:val="none" w:sz="0" w:space="0" w:color="auto"/>
-          <w:between w:val="none" w:sz="0" w:space="0" w:color="auto"/>
-          <w:bar w:val="none" w:sz="0" w:color="auto"/>
-        </w:pBdr>
         <w:spacing w:before="100" w:beforeAutospacing="1" w:after="100" w:afterAutospacing="1"/>
-        <w:rPr>
-          <w:rFonts w:eastAsia="Times New Roman"/>
-          <w:bdr w:val="none" w:sz="0" w:space="0" w:color="auto"/>
-        </w:rPr>
-      </w:pPr>
-      <w:r>
-        <w:rPr>
-          <w:rFonts w:eastAsia="Times New Roman"/>
+      </w:pPr>
+      <w:r>
+        <w:rPr>
           <w:b/>
           <w:bCs/>
-          <w:bdr w:val="none" w:sz="0" w:space="0" w:color="auto"/>
         </w:rPr>
         <w:t>Max width:</w:t>
       </w:r>
       <w:r>
-        <w:rPr>
-          <w:rFonts w:eastAsia="Times New Roman"/>
-          <w:bdr w:val="none" w:sz="0" w:space="0" w:color="auto"/>
-        </w:rPr>
         <w:t xml:space="preserve"> </w:t>
       </w:r>
       <w:r>
         <w:rPr>
-          <w:rFonts w:ascii="Courier New" w:eastAsia="Times New Roman" w:hAnsi="Courier New" w:cs="Courier New"/>
+          <w:rFonts w:ascii="Courier New" w:hAnsi="Courier New" w:cs="Courier New"/>
           <w:sz w:val="20"/>
           <w:szCs w:val="20"/>
-          <w:bdr w:val="none" w:sz="0" w:space="0" w:color="auto"/>
         </w:rPr>
         <w:t>800px</w:t>
       </w:r>
@@ -1765,42 +1352,23 @@
           <w:ilvl w:val="0"/>
           <w:numId w:val="22"/>
         </w:numPr>
-        <w:pBdr>
-          <w:top w:val="none" w:sz="0" w:space="0" w:color="auto"/>
-          <w:left w:val="none" w:sz="0" w:space="0" w:color="auto"/>
-          <w:bottom w:val="none" w:sz="0" w:space="0" w:color="auto"/>
-          <w:right w:val="none" w:sz="0" w:space="0" w:color="auto"/>
-          <w:between w:val="none" w:sz="0" w:space="0" w:color="auto"/>
-          <w:bar w:val="none" w:sz="0" w:color="auto"/>
-        </w:pBdr>
         <w:spacing w:before="100" w:beforeAutospacing="1" w:after="100" w:afterAutospacing="1"/>
-        <w:rPr>
-          <w:rFonts w:eastAsia="Times New Roman"/>
-          <w:bdr w:val="none" w:sz="0" w:space="0" w:color="auto"/>
-        </w:rPr>
-      </w:pPr>
-      <w:r>
-        <w:rPr>
-          <w:rFonts w:eastAsia="Times New Roman"/>
+      </w:pPr>
+      <w:r>
+        <w:rPr>
           <w:b/>
           <w:bCs/>
-          <w:bdr w:val="none" w:sz="0" w:space="0" w:color="auto"/>
         </w:rPr>
         <w:t>Centered</w:t>
       </w:r>
       <w:r>
-        <w:rPr>
-          <w:rFonts w:eastAsia="Times New Roman"/>
-          <w:bdr w:val="none" w:sz="0" w:space="0" w:color="auto"/>
-        </w:rPr>
         <w:t xml:space="preserve"> with </w:t>
       </w:r>
       <w:r>
         <w:rPr>
-          <w:rFonts w:ascii="Courier New" w:eastAsia="Times New Roman" w:hAnsi="Courier New" w:cs="Courier New"/>
+          <w:rFonts w:ascii="Courier New" w:hAnsi="Courier New" w:cs="Courier New"/>
           <w:sz w:val="20"/>
           <w:szCs w:val="20"/>
-          <w:bdr w:val="none" w:sz="0" w:space="0" w:color="auto"/>
         </w:rPr>
         <w:t>margin: 0 auto</w:t>
       </w:r>
@@ -1811,61 +1379,37 @@
           <w:ilvl w:val="0"/>
           <w:numId w:val="22"/>
         </w:numPr>
-        <w:pBdr>
-          <w:top w:val="none" w:sz="0" w:space="0" w:color="auto"/>
-          <w:left w:val="none" w:sz="0" w:space="0" w:color="auto"/>
-          <w:bottom w:val="none" w:sz="0" w:space="0" w:color="auto"/>
-          <w:right w:val="none" w:sz="0" w:space="0" w:color="auto"/>
-          <w:between w:val="none" w:sz="0" w:space="0" w:color="auto"/>
-          <w:bar w:val="none" w:sz="0" w:color="auto"/>
-        </w:pBdr>
         <w:spacing w:before="100" w:beforeAutospacing="1" w:after="100" w:afterAutospacing="1"/>
-        <w:rPr>
-          <w:rFonts w:eastAsia="Times New Roman"/>
-          <w:bdr w:val="none" w:sz="0" w:space="0" w:color="auto"/>
-        </w:rPr>
-      </w:pPr>
-      <w:r>
-        <w:rPr>
-          <w:rFonts w:eastAsia="Times New Roman"/>
+      </w:pPr>
+      <w:r>
+        <w:rPr>
           <w:b/>
           <w:bCs/>
-          <w:bdr w:val="none" w:sz="0" w:space="0" w:color="auto"/>
         </w:rPr>
         <w:t>Images scale to fit</w:t>
       </w:r>
       <w:r>
-        <w:rPr>
-          <w:rFonts w:eastAsia="Times New Roman"/>
-          <w:bdr w:val="none" w:sz="0" w:space="0" w:color="auto"/>
-        </w:rPr>
         <w:t xml:space="preserve"> (</w:t>
       </w:r>
       <w:proofErr w:type="gramStart"/>
       <w:r>
         <w:rPr>
-          <w:rFonts w:ascii="Courier New" w:eastAsia="Times New Roman" w:hAnsi="Courier New" w:cs="Courier New"/>
+          <w:rFonts w:ascii="Courier New" w:hAnsi="Courier New" w:cs="Courier New"/>
           <w:sz w:val="20"/>
           <w:szCs w:val="20"/>
-          <w:bdr w:val="none" w:sz="0" w:space="0" w:color="auto"/>
         </w:rPr>
         <w:t>max-width</w:t>
       </w:r>
       <w:proofErr w:type="gramEnd"/>
       <w:r>
         <w:rPr>
-          <w:rFonts w:ascii="Courier New" w:eastAsia="Times New Roman" w:hAnsi="Courier New" w:cs="Courier New"/>
+          <w:rFonts w:ascii="Courier New" w:hAnsi="Courier New" w:cs="Courier New"/>
           <w:sz w:val="20"/>
           <w:szCs w:val="20"/>
-          <w:bdr w:val="none" w:sz="0" w:space="0" w:color="auto"/>
         </w:rPr>
         <w:t>: 100%</w:t>
       </w:r>
       <w:r>
-        <w:rPr>
-          <w:rFonts w:eastAsia="Times New Roman"/>
-          <w:bdr w:val="none" w:sz="0" w:space="0" w:color="auto"/>
-        </w:rPr>
         <w:t>)</w:t>
       </w:r>
     </w:p>
@@ -2138,8 +1682,2256 @@
     </w:p>
     <w:p>
       <w:pPr>
+        <w:pStyle w:val="Heading"/>
+        <w:rPr>
+          <w:rFonts w:ascii="Times New Roman" w:hAnsi="Times New Roman" w:cs="Times New Roman"/>
+          <w:sz w:val="32"/>
+          <w:szCs w:val="32"/>
+        </w:rPr>
+      </w:pPr>
+      <w:r>
+        <w:rPr>
+          <w:rFonts w:ascii="Times New Roman" w:hAnsi="Times New Roman" w:cs="Times New Roman"/>
+          <w:sz w:val="32"/>
+          <w:szCs w:val="32"/>
+        </w:rPr>
+        <w:t>Layout &amp; Responsive Design</w:t>
+      </w:r>
+    </w:p>
+    <w:p>
+      <w:pPr>
+        <w:pStyle w:val="BodyA"/>
+        <w:rPr>
+          <w:rFonts w:ascii="Times New Roman" w:hAnsi="Times New Roman" w:cs="Times New Roman"/>
+        </w:rPr>
+      </w:pPr>
+    </w:p>
+    <w:p>
+      <w:pPr>
+        <w:pStyle w:val="Heading2"/>
+        <w:rPr>
+          <w:rStyle w:val="Strong"/>
+          <w:rFonts w:ascii="Times New Roman" w:hAnsi="Times New Roman" w:cs="Times New Roman"/>
+          <w:color w:val="000000" w:themeColor="text1"/>
+          <w:sz w:val="24"/>
+          <w:szCs w:val="24"/>
+        </w:rPr>
+      </w:pPr>
+      <w:r>
+        <w:rPr>
+          <w:rStyle w:val="Strong"/>
+          <w:rFonts w:ascii="Times New Roman" w:hAnsi="Times New Roman" w:cs="Times New Roman"/>
+          <w:color w:val="000000" w:themeColor="text1"/>
+          <w:sz w:val="24"/>
+          <w:szCs w:val="24"/>
+        </w:rPr>
+        <w:t>Main Layout</w:t>
+      </w:r>
+    </w:p>
+    <w:p>
+      <w:pPr>
+        <w:rPr>
+          <w:color w:val="000000" w:themeColor="text1"/>
+        </w:rPr>
+      </w:pPr>
+    </w:p>
+    <w:p>
+      <w:pPr>
+        <w:tabs>
+          <w:tab w:val="left" w:pos="916"/>
+          <w:tab w:val="left" w:pos="1832"/>
+          <w:tab w:val="left" w:pos="2748"/>
+          <w:tab w:val="left" w:pos="3664"/>
+          <w:tab w:val="left" w:pos="4580"/>
+          <w:tab w:val="left" w:pos="5496"/>
+          <w:tab w:val="left" w:pos="6412"/>
+          <w:tab w:val="left" w:pos="7328"/>
+          <w:tab w:val="left" w:pos="8244"/>
+          <w:tab w:val="left" w:pos="9160"/>
+          <w:tab w:val="left" w:pos="10076"/>
+          <w:tab w:val="left" w:pos="10992"/>
+          <w:tab w:val="left" w:pos="11908"/>
+          <w:tab w:val="left" w:pos="12824"/>
+          <w:tab w:val="left" w:pos="13740"/>
+          <w:tab w:val="left" w:pos="14656"/>
+        </w:tabs>
+        <w:rPr>
+          <w:color w:val="000000" w:themeColor="text1"/>
+        </w:rPr>
+      </w:pPr>
+      <w:r>
+        <w:rPr>
+          <w:color w:val="000000" w:themeColor="text1"/>
+        </w:rPr>
+        <w:t>main {</w:t>
+      </w:r>
+    </w:p>
+    <w:p>
+      <w:pPr>
+        <w:tabs>
+          <w:tab w:val="left" w:pos="916"/>
+          <w:tab w:val="left" w:pos="1832"/>
+          <w:tab w:val="left" w:pos="2748"/>
+          <w:tab w:val="left" w:pos="3664"/>
+          <w:tab w:val="left" w:pos="4580"/>
+          <w:tab w:val="left" w:pos="5496"/>
+          <w:tab w:val="left" w:pos="6412"/>
+          <w:tab w:val="left" w:pos="7328"/>
+          <w:tab w:val="left" w:pos="8244"/>
+          <w:tab w:val="left" w:pos="9160"/>
+          <w:tab w:val="left" w:pos="10076"/>
+          <w:tab w:val="left" w:pos="10992"/>
+          <w:tab w:val="left" w:pos="11908"/>
+          <w:tab w:val="left" w:pos="12824"/>
+          <w:tab w:val="left" w:pos="13740"/>
+          <w:tab w:val="left" w:pos="14656"/>
+        </w:tabs>
+        <w:rPr>
+          <w:color w:val="000000" w:themeColor="text1"/>
+        </w:rPr>
+      </w:pPr>
+      <w:r>
+        <w:rPr>
+          <w:color w:val="000000" w:themeColor="text1"/>
+        </w:rPr>
+        <w:t xml:space="preserve">  width: 90%;</w:t>
+      </w:r>
+    </w:p>
+    <w:p>
+      <w:pPr>
+        <w:tabs>
+          <w:tab w:val="left" w:pos="916"/>
+          <w:tab w:val="left" w:pos="1832"/>
+          <w:tab w:val="left" w:pos="2748"/>
+          <w:tab w:val="left" w:pos="3664"/>
+          <w:tab w:val="left" w:pos="4580"/>
+          <w:tab w:val="left" w:pos="5496"/>
+          <w:tab w:val="left" w:pos="6412"/>
+          <w:tab w:val="left" w:pos="7328"/>
+          <w:tab w:val="left" w:pos="8244"/>
+          <w:tab w:val="left" w:pos="9160"/>
+          <w:tab w:val="left" w:pos="10076"/>
+          <w:tab w:val="left" w:pos="10992"/>
+          <w:tab w:val="left" w:pos="11908"/>
+          <w:tab w:val="left" w:pos="12824"/>
+          <w:tab w:val="left" w:pos="13740"/>
+          <w:tab w:val="left" w:pos="14656"/>
+        </w:tabs>
+        <w:rPr>
+          <w:color w:val="000000" w:themeColor="text1"/>
+        </w:rPr>
+      </w:pPr>
+      <w:r>
+        <w:rPr>
+          <w:color w:val="000000" w:themeColor="text1"/>
+        </w:rPr>
+        <w:t xml:space="preserve">  </w:t>
+      </w:r>
+      <w:proofErr w:type="gramStart"/>
+      <w:r>
+        <w:rPr>
+          <w:color w:val="000000" w:themeColor="text1"/>
+        </w:rPr>
+        <w:t>max-width</w:t>
+      </w:r>
+      <w:proofErr w:type="gramEnd"/>
+      <w:r>
+        <w:rPr>
+          <w:color w:val="000000" w:themeColor="text1"/>
+        </w:rPr>
+        <w:t>: 800px;</w:t>
+      </w:r>
+    </w:p>
+    <w:p>
+      <w:pPr>
+        <w:tabs>
+          <w:tab w:val="left" w:pos="916"/>
+          <w:tab w:val="left" w:pos="1832"/>
+          <w:tab w:val="left" w:pos="2748"/>
+          <w:tab w:val="left" w:pos="3664"/>
+          <w:tab w:val="left" w:pos="4580"/>
+          <w:tab w:val="left" w:pos="5496"/>
+          <w:tab w:val="left" w:pos="6412"/>
+          <w:tab w:val="left" w:pos="7328"/>
+          <w:tab w:val="left" w:pos="8244"/>
+          <w:tab w:val="left" w:pos="9160"/>
+          <w:tab w:val="left" w:pos="10076"/>
+          <w:tab w:val="left" w:pos="10992"/>
+          <w:tab w:val="left" w:pos="11908"/>
+          <w:tab w:val="left" w:pos="12824"/>
+          <w:tab w:val="left" w:pos="13740"/>
+          <w:tab w:val="left" w:pos="14656"/>
+        </w:tabs>
+        <w:rPr>
+          <w:color w:val="000000" w:themeColor="text1"/>
+        </w:rPr>
+      </w:pPr>
+      <w:r>
+        <w:rPr>
+          <w:color w:val="000000" w:themeColor="text1"/>
+        </w:rPr>
+        <w:t xml:space="preserve">  margin: 0 auto;</w:t>
+      </w:r>
+    </w:p>
+    <w:p>
+      <w:pPr>
+        <w:tabs>
+          <w:tab w:val="left" w:pos="916"/>
+          <w:tab w:val="left" w:pos="1832"/>
+          <w:tab w:val="left" w:pos="2748"/>
+          <w:tab w:val="left" w:pos="3664"/>
+          <w:tab w:val="left" w:pos="4580"/>
+          <w:tab w:val="left" w:pos="5496"/>
+          <w:tab w:val="left" w:pos="6412"/>
+          <w:tab w:val="left" w:pos="7328"/>
+          <w:tab w:val="left" w:pos="8244"/>
+          <w:tab w:val="left" w:pos="9160"/>
+          <w:tab w:val="left" w:pos="10076"/>
+          <w:tab w:val="left" w:pos="10992"/>
+          <w:tab w:val="left" w:pos="11908"/>
+          <w:tab w:val="left" w:pos="12824"/>
+          <w:tab w:val="left" w:pos="13740"/>
+          <w:tab w:val="left" w:pos="14656"/>
+        </w:tabs>
+        <w:rPr>
+          <w:color w:val="000000" w:themeColor="text1"/>
+        </w:rPr>
+      </w:pPr>
+      <w:r>
+        <w:rPr>
+          <w:color w:val="000000" w:themeColor="text1"/>
+        </w:rPr>
+        <w:t xml:space="preserve">  display: block;</w:t>
+      </w:r>
+    </w:p>
+    <w:p>
+      <w:pPr>
+        <w:tabs>
+          <w:tab w:val="left" w:pos="916"/>
+          <w:tab w:val="left" w:pos="1832"/>
+          <w:tab w:val="left" w:pos="2748"/>
+          <w:tab w:val="left" w:pos="3664"/>
+          <w:tab w:val="left" w:pos="4580"/>
+          <w:tab w:val="left" w:pos="5496"/>
+          <w:tab w:val="left" w:pos="6412"/>
+          <w:tab w:val="left" w:pos="7328"/>
+          <w:tab w:val="left" w:pos="8244"/>
+          <w:tab w:val="left" w:pos="9160"/>
+          <w:tab w:val="left" w:pos="10076"/>
+          <w:tab w:val="left" w:pos="10992"/>
+          <w:tab w:val="left" w:pos="11908"/>
+          <w:tab w:val="left" w:pos="12824"/>
+          <w:tab w:val="left" w:pos="13740"/>
+          <w:tab w:val="left" w:pos="14656"/>
+        </w:tabs>
+        <w:rPr>
+          <w:color w:val="000000" w:themeColor="text1"/>
+        </w:rPr>
+      </w:pPr>
+      <w:r>
+        <w:rPr>
+          <w:color w:val="000000" w:themeColor="text1"/>
+        </w:rPr>
+        <w:t xml:space="preserve">  padding: 20px 0;</w:t>
+      </w:r>
+    </w:p>
+    <w:p>
+      <w:pPr>
+        <w:tabs>
+          <w:tab w:val="left" w:pos="916"/>
+          <w:tab w:val="left" w:pos="1832"/>
+          <w:tab w:val="left" w:pos="2748"/>
+          <w:tab w:val="left" w:pos="3664"/>
+          <w:tab w:val="left" w:pos="4580"/>
+          <w:tab w:val="left" w:pos="5496"/>
+          <w:tab w:val="left" w:pos="6412"/>
+          <w:tab w:val="left" w:pos="7328"/>
+          <w:tab w:val="left" w:pos="8244"/>
+          <w:tab w:val="left" w:pos="9160"/>
+          <w:tab w:val="left" w:pos="10076"/>
+          <w:tab w:val="left" w:pos="10992"/>
+          <w:tab w:val="left" w:pos="11908"/>
+          <w:tab w:val="left" w:pos="12824"/>
+          <w:tab w:val="left" w:pos="13740"/>
+          <w:tab w:val="left" w:pos="14656"/>
+        </w:tabs>
+        <w:rPr>
+          <w:color w:val="000000" w:themeColor="text1"/>
+        </w:rPr>
+      </w:pPr>
+      <w:r>
+        <w:rPr>
+          <w:color w:val="000000" w:themeColor="text1"/>
+        </w:rPr>
+        <w:t>}</w:t>
+      </w:r>
+    </w:p>
+    <w:p>
+      <w:pPr>
+        <w:tabs>
+          <w:tab w:val="left" w:pos="916"/>
+          <w:tab w:val="left" w:pos="1832"/>
+          <w:tab w:val="left" w:pos="2748"/>
+          <w:tab w:val="left" w:pos="3664"/>
+          <w:tab w:val="left" w:pos="4580"/>
+          <w:tab w:val="left" w:pos="5496"/>
+          <w:tab w:val="left" w:pos="6412"/>
+          <w:tab w:val="left" w:pos="7328"/>
+          <w:tab w:val="left" w:pos="8244"/>
+          <w:tab w:val="left" w:pos="9160"/>
+          <w:tab w:val="left" w:pos="10076"/>
+          <w:tab w:val="left" w:pos="10992"/>
+          <w:tab w:val="left" w:pos="11908"/>
+          <w:tab w:val="left" w:pos="12824"/>
+          <w:tab w:val="left" w:pos="13740"/>
+          <w:tab w:val="left" w:pos="14656"/>
+        </w:tabs>
+        <w:rPr>
+          <w:color w:val="000000" w:themeColor="text1"/>
+        </w:rPr>
+      </w:pPr>
+    </w:p>
+    <w:p>
+      <w:pPr>
+        <w:rPr>
+          <w:b/>
+          <w:bCs/>
+          <w:color w:val="000000" w:themeColor="text1"/>
+        </w:rPr>
+      </w:pPr>
+      <w:r>
+        <w:rPr>
+          <w:b/>
+          <w:bCs/>
+          <w:color w:val="000000" w:themeColor="text1"/>
+        </w:rPr>
+        <w:t>Section Spacing</w:t>
+      </w:r>
+    </w:p>
+    <w:p>
+      <w:pPr>
+        <w:rPr>
+          <w:color w:val="000000" w:themeColor="text1"/>
+        </w:rPr>
+      </w:pPr>
+    </w:p>
+    <w:p>
+      <w:pPr>
+        <w:pStyle w:val="HTMLPreformatted"/>
+        <w:rPr>
+          <w:rStyle w:val="HTMLCode"/>
+          <w:rFonts w:ascii="Times New Roman" w:hAnsi="Times New Roman" w:cs="Times New Roman"/>
+          <w:color w:val="000000" w:themeColor="text1"/>
+          <w:sz w:val="24"/>
+          <w:szCs w:val="24"/>
+        </w:rPr>
+      </w:pPr>
+      <w:r>
+        <w:rPr>
+          <w:rStyle w:val="HTMLCode"/>
+          <w:rFonts w:ascii="Times New Roman" w:hAnsi="Times New Roman" w:cs="Times New Roman"/>
+          <w:color w:val="000000" w:themeColor="text1"/>
+          <w:sz w:val="24"/>
+          <w:szCs w:val="24"/>
+        </w:rPr>
+        <w:t>section {</w:t>
+      </w:r>
+    </w:p>
+    <w:p>
+      <w:pPr>
+        <w:pStyle w:val="HTMLPreformatted"/>
+        <w:rPr>
+          <w:rStyle w:val="HTMLCode"/>
+          <w:rFonts w:ascii="Times New Roman" w:hAnsi="Times New Roman" w:cs="Times New Roman"/>
+          <w:color w:val="000000" w:themeColor="text1"/>
+          <w:sz w:val="24"/>
+          <w:szCs w:val="24"/>
+        </w:rPr>
+      </w:pPr>
+      <w:r>
+        <w:rPr>
+          <w:rStyle w:val="HTMLCode"/>
+          <w:rFonts w:ascii="Times New Roman" w:hAnsi="Times New Roman" w:cs="Times New Roman"/>
+          <w:color w:val="000000" w:themeColor="text1"/>
+          <w:sz w:val="24"/>
+          <w:szCs w:val="24"/>
+        </w:rPr>
+        <w:t xml:space="preserve">  margin-bottom: 30px;</w:t>
+      </w:r>
+    </w:p>
+    <w:p>
+      <w:pPr>
+        <w:pStyle w:val="HTMLPreformatted"/>
+        <w:rPr>
+          <w:rStyle w:val="HTMLCode"/>
+          <w:rFonts w:ascii="Times New Roman" w:hAnsi="Times New Roman" w:cs="Times New Roman"/>
+          <w:color w:val="000000" w:themeColor="text1"/>
+          <w:sz w:val="24"/>
+          <w:szCs w:val="24"/>
+        </w:rPr>
+      </w:pPr>
+      <w:r>
+        <w:rPr>
+          <w:rStyle w:val="HTMLCode"/>
+          <w:rFonts w:ascii="Times New Roman" w:hAnsi="Times New Roman" w:cs="Times New Roman"/>
+          <w:color w:val="000000" w:themeColor="text1"/>
+          <w:sz w:val="24"/>
+          <w:szCs w:val="24"/>
+        </w:rPr>
+        <w:t>}</w:t>
+      </w:r>
+    </w:p>
+    <w:p>
+      <w:pPr>
+        <w:pStyle w:val="HTMLPreformatted"/>
+        <w:rPr>
+          <w:rStyle w:val="HTMLCode"/>
+          <w:rFonts w:ascii="Times New Roman" w:hAnsi="Times New Roman" w:cs="Times New Roman"/>
+          <w:color w:val="000000" w:themeColor="text1"/>
+          <w:sz w:val="24"/>
+          <w:szCs w:val="24"/>
+        </w:rPr>
+      </w:pPr>
+    </w:p>
+    <w:p>
+      <w:pPr>
+        <w:pStyle w:val="Heading2"/>
+        <w:rPr>
+          <w:rFonts w:ascii="Times New Roman" w:hAnsi="Times New Roman" w:cs="Times New Roman"/>
+          <w:color w:val="000000" w:themeColor="text1"/>
+          <w:sz w:val="24"/>
+          <w:szCs w:val="24"/>
+        </w:rPr>
+      </w:pPr>
+      <w:r>
+        <w:rPr>
+          <w:rStyle w:val="Strong"/>
+          <w:rFonts w:ascii="Times New Roman" w:hAnsi="Times New Roman" w:cs="Times New Roman"/>
+          <w:b w:val="0"/>
+          <w:bCs w:val="0"/>
+          <w:color w:val="000000" w:themeColor="text1"/>
+          <w:sz w:val="24"/>
+          <w:szCs w:val="24"/>
+        </w:rPr>
+        <w:t>Header Layout</w:t>
+      </w:r>
+    </w:p>
+    <w:p>
+      <w:pPr>
+        <w:pStyle w:val="HTMLPreformatted"/>
+        <w:rPr>
+          <w:rStyle w:val="HTMLCode"/>
+          <w:rFonts w:ascii="Times New Roman" w:hAnsi="Times New Roman" w:cs="Times New Roman"/>
+          <w:color w:val="000000" w:themeColor="text1"/>
+          <w:sz w:val="24"/>
+          <w:szCs w:val="24"/>
+        </w:rPr>
+      </w:pPr>
+    </w:p>
+    <w:p>
+      <w:pPr>
+        <w:pStyle w:val="HTMLPreformatted"/>
+        <w:rPr>
+          <w:rStyle w:val="HTMLCode"/>
+          <w:rFonts w:ascii="Times New Roman" w:hAnsi="Times New Roman" w:cs="Times New Roman"/>
+          <w:color w:val="000000" w:themeColor="text1"/>
+          <w:sz w:val="24"/>
+          <w:szCs w:val="24"/>
+        </w:rPr>
+      </w:pPr>
+      <w:r>
+        <w:rPr>
+          <w:rStyle w:val="HTMLCode"/>
+          <w:rFonts w:ascii="Times New Roman" w:hAnsi="Times New Roman" w:cs="Times New Roman"/>
+          <w:color w:val="000000" w:themeColor="text1"/>
+          <w:sz w:val="24"/>
+          <w:szCs w:val="24"/>
+        </w:rPr>
+        <w:t>header {</w:t>
+      </w:r>
+    </w:p>
+    <w:p>
+      <w:pPr>
+        <w:pStyle w:val="HTMLPreformatted"/>
+        <w:rPr>
+          <w:rStyle w:val="HTMLCode"/>
+          <w:rFonts w:ascii="Times New Roman" w:hAnsi="Times New Roman" w:cs="Times New Roman"/>
+          <w:color w:val="000000" w:themeColor="text1"/>
+          <w:sz w:val="24"/>
+          <w:szCs w:val="24"/>
+        </w:rPr>
+      </w:pPr>
+      <w:r>
+        <w:rPr>
+          <w:rStyle w:val="HTMLCode"/>
+          <w:rFonts w:ascii="Times New Roman" w:hAnsi="Times New Roman" w:cs="Times New Roman"/>
+          <w:color w:val="000000" w:themeColor="text1"/>
+          <w:sz w:val="24"/>
+          <w:szCs w:val="24"/>
+        </w:rPr>
+        <w:t xml:space="preserve">  text-</w:t>
+      </w:r>
+      <w:proofErr w:type="gramStart"/>
+      <w:r>
+        <w:rPr>
+          <w:rStyle w:val="HTMLCode"/>
+          <w:rFonts w:ascii="Times New Roman" w:hAnsi="Times New Roman" w:cs="Times New Roman"/>
+          <w:color w:val="000000" w:themeColor="text1"/>
+          <w:sz w:val="24"/>
+          <w:szCs w:val="24"/>
+        </w:rPr>
+        <w:t>align:</w:t>
+      </w:r>
+      <w:proofErr w:type="gramEnd"/>
+      <w:r>
+        <w:rPr>
+          <w:rStyle w:val="HTMLCode"/>
+          <w:rFonts w:ascii="Times New Roman" w:hAnsi="Times New Roman" w:cs="Times New Roman"/>
+          <w:color w:val="000000" w:themeColor="text1"/>
+          <w:sz w:val="24"/>
+          <w:szCs w:val="24"/>
+        </w:rPr>
+        <w:t xml:space="preserve"> center;</w:t>
+      </w:r>
+    </w:p>
+    <w:p>
+      <w:pPr>
+        <w:pStyle w:val="HTMLPreformatted"/>
+        <w:rPr>
+          <w:rStyle w:val="HTMLCode"/>
+          <w:rFonts w:ascii="Times New Roman" w:hAnsi="Times New Roman" w:cs="Times New Roman"/>
+          <w:color w:val="000000" w:themeColor="text1"/>
+          <w:sz w:val="24"/>
+          <w:szCs w:val="24"/>
+        </w:rPr>
+      </w:pPr>
+      <w:r>
+        <w:rPr>
+          <w:rStyle w:val="HTMLCode"/>
+          <w:rFonts w:ascii="Times New Roman" w:hAnsi="Times New Roman" w:cs="Times New Roman"/>
+          <w:color w:val="000000" w:themeColor="text1"/>
+          <w:sz w:val="24"/>
+          <w:szCs w:val="24"/>
+        </w:rPr>
+        <w:t xml:space="preserve">  padding: 20px 0;</w:t>
+      </w:r>
+    </w:p>
+    <w:p>
+      <w:pPr>
+        <w:pStyle w:val="HTMLPreformatted"/>
+        <w:rPr>
+          <w:rFonts w:ascii="Times New Roman" w:hAnsi="Times New Roman" w:cs="Times New Roman"/>
+          <w:color w:val="000000" w:themeColor="text1"/>
+          <w:sz w:val="24"/>
+          <w:szCs w:val="24"/>
+        </w:rPr>
+      </w:pPr>
+      <w:r>
+        <w:rPr>
+          <w:rStyle w:val="HTMLCode"/>
+          <w:rFonts w:ascii="Times New Roman" w:hAnsi="Times New Roman" w:cs="Times New Roman"/>
+          <w:color w:val="000000" w:themeColor="text1"/>
+          <w:sz w:val="24"/>
+          <w:szCs w:val="24"/>
+        </w:rPr>
+        <w:t>}</w:t>
+      </w:r>
+    </w:p>
+    <w:p>
+      <w:pPr>
+        <w:pStyle w:val="HTMLPreformatted"/>
+        <w:rPr>
+          <w:rFonts w:ascii="Times New Roman" w:hAnsi="Times New Roman" w:cs="Times New Roman"/>
+          <w:color w:val="000000" w:themeColor="text1"/>
+          <w:sz w:val="24"/>
+          <w:szCs w:val="24"/>
+        </w:rPr>
+      </w:pPr>
+    </w:p>
+    <w:p>
+      <w:pPr>
+        <w:pStyle w:val="HTMLPreformatted"/>
+        <w:rPr>
+          <w:rFonts w:ascii="Times New Roman" w:hAnsi="Times New Roman" w:cs="Times New Roman"/>
+          <w:color w:val="000000" w:themeColor="text1"/>
+          <w:sz w:val="24"/>
+          <w:szCs w:val="24"/>
+        </w:rPr>
+      </w:pPr>
+    </w:p>
+    <w:p>
+      <w:pPr>
+        <w:pStyle w:val="Heading2"/>
+        <w:rPr>
+          <w:rFonts w:ascii="Times New Roman" w:hAnsi="Times New Roman" w:cs="Times New Roman"/>
+          <w:color w:val="000000" w:themeColor="text1"/>
+          <w:sz w:val="24"/>
+          <w:szCs w:val="24"/>
+        </w:rPr>
+      </w:pPr>
+      <w:r>
+        <w:rPr>
+          <w:rStyle w:val="Strong"/>
+          <w:rFonts w:ascii="Times New Roman" w:hAnsi="Times New Roman" w:cs="Times New Roman"/>
+          <w:color w:val="000000" w:themeColor="text1"/>
+          <w:sz w:val="24"/>
+          <w:szCs w:val="24"/>
+        </w:rPr>
+        <w:t>Footer Layout</w:t>
+      </w:r>
+    </w:p>
+    <w:p>
+      <w:pPr>
+        <w:rPr>
+          <w:color w:val="000000" w:themeColor="text1"/>
+        </w:rPr>
+      </w:pPr>
+    </w:p>
+    <w:p>
+      <w:pPr>
+        <w:pStyle w:val="HTMLPreformatted"/>
+        <w:rPr>
+          <w:rStyle w:val="HTMLCode"/>
+          <w:rFonts w:ascii="Times New Roman" w:hAnsi="Times New Roman" w:cs="Times New Roman"/>
+          <w:color w:val="000000" w:themeColor="text1"/>
+          <w:sz w:val="24"/>
+          <w:szCs w:val="24"/>
+        </w:rPr>
+      </w:pPr>
+      <w:r>
+        <w:rPr>
+          <w:rStyle w:val="HTMLCode"/>
+          <w:rFonts w:ascii="Times New Roman" w:hAnsi="Times New Roman" w:cs="Times New Roman"/>
+          <w:color w:val="000000" w:themeColor="text1"/>
+          <w:sz w:val="24"/>
+          <w:szCs w:val="24"/>
+        </w:rPr>
+        <w:t>footer {</w:t>
+      </w:r>
+    </w:p>
+    <w:p>
+      <w:pPr>
+        <w:pStyle w:val="HTMLPreformatted"/>
+        <w:rPr>
+          <w:rStyle w:val="HTMLCode"/>
+          <w:rFonts w:ascii="Times New Roman" w:hAnsi="Times New Roman" w:cs="Times New Roman"/>
+          <w:color w:val="000000" w:themeColor="text1"/>
+          <w:sz w:val="24"/>
+          <w:szCs w:val="24"/>
+        </w:rPr>
+      </w:pPr>
+      <w:r>
+        <w:rPr>
+          <w:rStyle w:val="HTMLCode"/>
+          <w:rFonts w:ascii="Times New Roman" w:hAnsi="Times New Roman" w:cs="Times New Roman"/>
+          <w:color w:val="000000" w:themeColor="text1"/>
+          <w:sz w:val="24"/>
+          <w:szCs w:val="24"/>
+        </w:rPr>
+        <w:t xml:space="preserve">  text-</w:t>
+      </w:r>
+      <w:proofErr w:type="gramStart"/>
+      <w:r>
+        <w:rPr>
+          <w:rStyle w:val="HTMLCode"/>
+          <w:rFonts w:ascii="Times New Roman" w:hAnsi="Times New Roman" w:cs="Times New Roman"/>
+          <w:color w:val="000000" w:themeColor="text1"/>
+          <w:sz w:val="24"/>
+          <w:szCs w:val="24"/>
+        </w:rPr>
+        <w:t>align:</w:t>
+      </w:r>
+      <w:proofErr w:type="gramEnd"/>
+      <w:r>
+        <w:rPr>
+          <w:rStyle w:val="HTMLCode"/>
+          <w:rFonts w:ascii="Times New Roman" w:hAnsi="Times New Roman" w:cs="Times New Roman"/>
+          <w:color w:val="000000" w:themeColor="text1"/>
+          <w:sz w:val="24"/>
+          <w:szCs w:val="24"/>
+        </w:rPr>
+        <w:t xml:space="preserve"> center;</w:t>
+      </w:r>
+    </w:p>
+    <w:p>
+      <w:pPr>
+        <w:pStyle w:val="HTMLPreformatted"/>
+        <w:rPr>
+          <w:rStyle w:val="HTMLCode"/>
+          <w:rFonts w:ascii="Times New Roman" w:hAnsi="Times New Roman" w:cs="Times New Roman"/>
+          <w:color w:val="000000" w:themeColor="text1"/>
+          <w:sz w:val="24"/>
+          <w:szCs w:val="24"/>
+        </w:rPr>
+      </w:pPr>
+      <w:r>
+        <w:rPr>
+          <w:rStyle w:val="HTMLCode"/>
+          <w:rFonts w:ascii="Times New Roman" w:hAnsi="Times New Roman" w:cs="Times New Roman"/>
+          <w:color w:val="000000" w:themeColor="text1"/>
+          <w:sz w:val="24"/>
+          <w:szCs w:val="24"/>
+        </w:rPr>
+        <w:t xml:space="preserve">  margin-top: 40px;</w:t>
+      </w:r>
+    </w:p>
+    <w:p>
+      <w:pPr>
+        <w:pStyle w:val="HTMLPreformatted"/>
+        <w:rPr>
+          <w:rStyle w:val="HTMLCode"/>
+          <w:rFonts w:ascii="Times New Roman" w:hAnsi="Times New Roman" w:cs="Times New Roman"/>
+          <w:color w:val="000000" w:themeColor="text1"/>
+          <w:sz w:val="24"/>
+          <w:szCs w:val="24"/>
+        </w:rPr>
+      </w:pPr>
+      <w:r>
+        <w:rPr>
+          <w:rStyle w:val="HTMLCode"/>
+          <w:rFonts w:ascii="Times New Roman" w:hAnsi="Times New Roman" w:cs="Times New Roman"/>
+          <w:color w:val="000000" w:themeColor="text1"/>
+          <w:sz w:val="24"/>
+          <w:szCs w:val="24"/>
+        </w:rPr>
+        <w:t xml:space="preserve">  padding: 10px 0;</w:t>
+      </w:r>
+    </w:p>
+    <w:p>
+      <w:pPr>
+        <w:pStyle w:val="HTMLPreformatted"/>
+        <w:rPr>
+          <w:rStyle w:val="HTMLCode"/>
+          <w:rFonts w:ascii="Times New Roman" w:hAnsi="Times New Roman" w:cs="Times New Roman"/>
+          <w:color w:val="000000" w:themeColor="text1"/>
+          <w:sz w:val="24"/>
+          <w:szCs w:val="24"/>
+        </w:rPr>
+      </w:pPr>
+      <w:r>
+        <w:rPr>
+          <w:rStyle w:val="HTMLCode"/>
+          <w:rFonts w:ascii="Times New Roman" w:hAnsi="Times New Roman" w:cs="Times New Roman"/>
+          <w:color w:val="000000" w:themeColor="text1"/>
+          <w:sz w:val="24"/>
+          <w:szCs w:val="24"/>
+        </w:rPr>
+        <w:t>}</w:t>
+      </w:r>
+    </w:p>
+    <w:p>
+      <w:pPr>
+        <w:tabs>
+          <w:tab w:val="left" w:pos="916"/>
+          <w:tab w:val="left" w:pos="1832"/>
+          <w:tab w:val="left" w:pos="2748"/>
+          <w:tab w:val="left" w:pos="3664"/>
+          <w:tab w:val="left" w:pos="4580"/>
+          <w:tab w:val="left" w:pos="5496"/>
+          <w:tab w:val="left" w:pos="6412"/>
+          <w:tab w:val="left" w:pos="7328"/>
+          <w:tab w:val="left" w:pos="8244"/>
+          <w:tab w:val="left" w:pos="9160"/>
+          <w:tab w:val="left" w:pos="10076"/>
+          <w:tab w:val="left" w:pos="10992"/>
+          <w:tab w:val="left" w:pos="11908"/>
+          <w:tab w:val="left" w:pos="12824"/>
+          <w:tab w:val="left" w:pos="13740"/>
+          <w:tab w:val="left" w:pos="14656"/>
+        </w:tabs>
+        <w:rPr>
+          <w:color w:val="000000" w:themeColor="text1"/>
+        </w:rPr>
+      </w:pPr>
+    </w:p>
+    <w:p>
+      <w:pPr>
+        <w:pStyle w:val="Heading2"/>
+        <w:rPr>
+          <w:rFonts w:ascii="Times New Roman" w:hAnsi="Times New Roman" w:cs="Times New Roman"/>
+          <w:color w:val="000000" w:themeColor="text1"/>
+          <w:sz w:val="24"/>
+          <w:szCs w:val="24"/>
+        </w:rPr>
+      </w:pPr>
+      <w:r>
+        <w:rPr>
+          <w:rStyle w:val="Strong"/>
+          <w:rFonts w:ascii="Times New Roman" w:hAnsi="Times New Roman" w:cs="Times New Roman"/>
+          <w:color w:val="000000" w:themeColor="text1"/>
+          <w:sz w:val="24"/>
+          <w:szCs w:val="24"/>
+        </w:rPr>
+        <w:lastRenderedPageBreak/>
+        <w:t>Navigation Layout</w:t>
+      </w:r>
+    </w:p>
+    <w:p>
+      <w:pPr>
+        <w:rPr>
+          <w:color w:val="000000" w:themeColor="text1"/>
+        </w:rPr>
+      </w:pPr>
+    </w:p>
+    <w:p>
+      <w:pPr>
+        <w:pStyle w:val="HTMLPreformatted"/>
+        <w:rPr>
+          <w:rStyle w:val="HTMLCode"/>
+          <w:rFonts w:ascii="Times New Roman" w:hAnsi="Times New Roman" w:cs="Times New Roman"/>
+          <w:color w:val="000000" w:themeColor="text1"/>
+          <w:sz w:val="24"/>
+          <w:szCs w:val="24"/>
+        </w:rPr>
+      </w:pPr>
+      <w:r>
+        <w:rPr>
+          <w:rStyle w:val="HTMLCode"/>
+          <w:rFonts w:ascii="Times New Roman" w:hAnsi="Times New Roman" w:cs="Times New Roman"/>
+          <w:color w:val="000000" w:themeColor="text1"/>
+          <w:sz w:val="24"/>
+          <w:szCs w:val="24"/>
+        </w:rPr>
+        <w:t>nav ul {</w:t>
+      </w:r>
+    </w:p>
+    <w:p>
+      <w:pPr>
+        <w:pStyle w:val="HTMLPreformatted"/>
+        <w:rPr>
+          <w:rStyle w:val="HTMLCode"/>
+          <w:rFonts w:ascii="Times New Roman" w:hAnsi="Times New Roman" w:cs="Times New Roman"/>
+          <w:color w:val="000000" w:themeColor="text1"/>
+          <w:sz w:val="24"/>
+          <w:szCs w:val="24"/>
+        </w:rPr>
+      </w:pPr>
+      <w:r>
+        <w:rPr>
+          <w:rStyle w:val="HTMLCode"/>
+          <w:rFonts w:ascii="Times New Roman" w:hAnsi="Times New Roman" w:cs="Times New Roman"/>
+          <w:color w:val="000000" w:themeColor="text1"/>
+          <w:sz w:val="24"/>
+          <w:szCs w:val="24"/>
+        </w:rPr>
+        <w:t xml:space="preserve">  display: flex;</w:t>
+      </w:r>
+    </w:p>
+    <w:p>
+      <w:pPr>
+        <w:pStyle w:val="HTMLPreformatted"/>
+        <w:rPr>
+          <w:rStyle w:val="HTMLCode"/>
+          <w:rFonts w:ascii="Times New Roman" w:hAnsi="Times New Roman" w:cs="Times New Roman"/>
+          <w:color w:val="000000" w:themeColor="text1"/>
+          <w:sz w:val="24"/>
+          <w:szCs w:val="24"/>
+        </w:rPr>
+      </w:pPr>
+      <w:r>
+        <w:rPr>
+          <w:rStyle w:val="HTMLCode"/>
+          <w:rFonts w:ascii="Times New Roman" w:hAnsi="Times New Roman" w:cs="Times New Roman"/>
+          <w:color w:val="000000" w:themeColor="text1"/>
+          <w:sz w:val="24"/>
+          <w:szCs w:val="24"/>
+        </w:rPr>
+        <w:t xml:space="preserve">  justify-content: center;</w:t>
+      </w:r>
+    </w:p>
+    <w:p>
+      <w:pPr>
+        <w:pStyle w:val="HTMLPreformatted"/>
+        <w:rPr>
+          <w:rStyle w:val="HTMLCode"/>
+          <w:rFonts w:ascii="Times New Roman" w:hAnsi="Times New Roman" w:cs="Times New Roman"/>
+          <w:color w:val="000000" w:themeColor="text1"/>
+          <w:sz w:val="24"/>
+          <w:szCs w:val="24"/>
+        </w:rPr>
+      </w:pPr>
+      <w:r>
+        <w:rPr>
+          <w:rStyle w:val="HTMLCode"/>
+          <w:rFonts w:ascii="Times New Roman" w:hAnsi="Times New Roman" w:cs="Times New Roman"/>
+          <w:color w:val="000000" w:themeColor="text1"/>
+          <w:sz w:val="24"/>
+          <w:szCs w:val="24"/>
+        </w:rPr>
+        <w:t xml:space="preserve">  gap: 15px;</w:t>
+      </w:r>
+    </w:p>
+    <w:p>
+      <w:pPr>
+        <w:pStyle w:val="HTMLPreformatted"/>
+        <w:rPr>
+          <w:rStyle w:val="HTMLCode"/>
+          <w:rFonts w:ascii="Times New Roman" w:hAnsi="Times New Roman" w:cs="Times New Roman"/>
+          <w:color w:val="000000" w:themeColor="text1"/>
+          <w:sz w:val="24"/>
+          <w:szCs w:val="24"/>
+        </w:rPr>
+      </w:pPr>
+      <w:r>
+        <w:rPr>
+          <w:rStyle w:val="HTMLCode"/>
+          <w:rFonts w:ascii="Times New Roman" w:hAnsi="Times New Roman" w:cs="Times New Roman"/>
+          <w:color w:val="000000" w:themeColor="text1"/>
+          <w:sz w:val="24"/>
+          <w:szCs w:val="24"/>
+        </w:rPr>
+        <w:t xml:space="preserve">  flex-wrap: wrap;</w:t>
+      </w:r>
+    </w:p>
+    <w:p>
+      <w:pPr>
+        <w:pStyle w:val="HTMLPreformatted"/>
+        <w:rPr>
+          <w:rStyle w:val="HTMLCode"/>
+          <w:rFonts w:ascii="Times New Roman" w:hAnsi="Times New Roman" w:cs="Times New Roman"/>
+          <w:color w:val="000000" w:themeColor="text1"/>
+          <w:sz w:val="24"/>
+          <w:szCs w:val="24"/>
+        </w:rPr>
+      </w:pPr>
+      <w:r>
+        <w:rPr>
+          <w:rStyle w:val="HTMLCode"/>
+          <w:rFonts w:ascii="Times New Roman" w:hAnsi="Times New Roman" w:cs="Times New Roman"/>
+          <w:color w:val="000000" w:themeColor="text1"/>
+          <w:sz w:val="24"/>
+          <w:szCs w:val="24"/>
+        </w:rPr>
+        <w:t xml:space="preserve">  padding: 0;</w:t>
+      </w:r>
+    </w:p>
+    <w:p>
+      <w:pPr>
+        <w:pStyle w:val="HTMLPreformatted"/>
+        <w:rPr>
+          <w:rStyle w:val="HTMLCode"/>
+          <w:rFonts w:ascii="Times New Roman" w:hAnsi="Times New Roman" w:cs="Times New Roman"/>
+          <w:color w:val="000000" w:themeColor="text1"/>
+          <w:sz w:val="24"/>
+          <w:szCs w:val="24"/>
+        </w:rPr>
+      </w:pPr>
+      <w:r>
+        <w:rPr>
+          <w:rStyle w:val="HTMLCode"/>
+          <w:rFonts w:ascii="Times New Roman" w:hAnsi="Times New Roman" w:cs="Times New Roman"/>
+          <w:color w:val="000000" w:themeColor="text1"/>
+          <w:sz w:val="24"/>
+          <w:szCs w:val="24"/>
+        </w:rPr>
+        <w:t xml:space="preserve">  margin: 0 auto;</w:t>
+      </w:r>
+    </w:p>
+    <w:p>
+      <w:pPr>
+        <w:pStyle w:val="HTMLPreformatted"/>
+        <w:rPr>
+          <w:rStyle w:val="HTMLCode"/>
+          <w:rFonts w:ascii="Times New Roman" w:hAnsi="Times New Roman" w:cs="Times New Roman"/>
+          <w:color w:val="000000" w:themeColor="text1"/>
+          <w:sz w:val="24"/>
+          <w:szCs w:val="24"/>
+        </w:rPr>
+      </w:pPr>
+      <w:r>
+        <w:rPr>
+          <w:rStyle w:val="HTMLCode"/>
+          <w:rFonts w:ascii="Times New Roman" w:hAnsi="Times New Roman" w:cs="Times New Roman"/>
+          <w:color w:val="000000" w:themeColor="text1"/>
+          <w:sz w:val="24"/>
+          <w:szCs w:val="24"/>
+        </w:rPr>
+        <w:t xml:space="preserve">  </w:t>
+      </w:r>
+      <w:proofErr w:type="gramStart"/>
+      <w:r>
+        <w:rPr>
+          <w:rStyle w:val="HTMLCode"/>
+          <w:rFonts w:ascii="Times New Roman" w:hAnsi="Times New Roman" w:cs="Times New Roman"/>
+          <w:color w:val="000000" w:themeColor="text1"/>
+          <w:sz w:val="24"/>
+          <w:szCs w:val="24"/>
+        </w:rPr>
+        <w:t>max-width</w:t>
+      </w:r>
+      <w:proofErr w:type="gramEnd"/>
+      <w:r>
+        <w:rPr>
+          <w:rStyle w:val="HTMLCode"/>
+          <w:rFonts w:ascii="Times New Roman" w:hAnsi="Times New Roman" w:cs="Times New Roman"/>
+          <w:color w:val="000000" w:themeColor="text1"/>
+          <w:sz w:val="24"/>
+          <w:szCs w:val="24"/>
+        </w:rPr>
+        <w:t>: 900px;</w:t>
+      </w:r>
+    </w:p>
+    <w:p>
+      <w:pPr>
+        <w:pStyle w:val="HTMLPreformatted"/>
+        <w:rPr>
+          <w:rFonts w:ascii="Times New Roman" w:hAnsi="Times New Roman" w:cs="Times New Roman"/>
+          <w:color w:val="000000" w:themeColor="text1"/>
+          <w:sz w:val="24"/>
+          <w:szCs w:val="24"/>
+        </w:rPr>
+      </w:pPr>
+      <w:r>
+        <w:rPr>
+          <w:rStyle w:val="HTMLCode"/>
+          <w:rFonts w:ascii="Times New Roman" w:hAnsi="Times New Roman" w:cs="Times New Roman"/>
+          <w:color w:val="000000" w:themeColor="text1"/>
+          <w:sz w:val="24"/>
+          <w:szCs w:val="24"/>
+        </w:rPr>
+        <w:t>}</w:t>
+      </w:r>
+    </w:p>
+    <w:p>
+      <w:pPr>
+        <w:tabs>
+          <w:tab w:val="left" w:pos="916"/>
+          <w:tab w:val="left" w:pos="1832"/>
+          <w:tab w:val="left" w:pos="2748"/>
+          <w:tab w:val="left" w:pos="3664"/>
+          <w:tab w:val="left" w:pos="4580"/>
+          <w:tab w:val="left" w:pos="5496"/>
+          <w:tab w:val="left" w:pos="6412"/>
+          <w:tab w:val="left" w:pos="7328"/>
+          <w:tab w:val="left" w:pos="8244"/>
+          <w:tab w:val="left" w:pos="9160"/>
+          <w:tab w:val="left" w:pos="10076"/>
+          <w:tab w:val="left" w:pos="10992"/>
+          <w:tab w:val="left" w:pos="11908"/>
+          <w:tab w:val="left" w:pos="12824"/>
+          <w:tab w:val="left" w:pos="13740"/>
+          <w:tab w:val="left" w:pos="14656"/>
+        </w:tabs>
+        <w:rPr>
+          <w:color w:val="000000" w:themeColor="text1"/>
+        </w:rPr>
+      </w:pPr>
+    </w:p>
+    <w:p>
+      <w:pPr>
+        <w:pStyle w:val="Heading2"/>
+        <w:rPr>
+          <w:rFonts w:ascii="Times New Roman" w:hAnsi="Times New Roman" w:cs="Times New Roman"/>
+          <w:color w:val="000000" w:themeColor="text1"/>
+          <w:sz w:val="24"/>
+          <w:szCs w:val="24"/>
+        </w:rPr>
+      </w:pPr>
+      <w:r>
+        <w:rPr>
+          <w:rStyle w:val="Strong"/>
+          <w:rFonts w:ascii="Times New Roman" w:hAnsi="Times New Roman" w:cs="Times New Roman"/>
+          <w:color w:val="000000" w:themeColor="text1"/>
+          <w:sz w:val="24"/>
+          <w:szCs w:val="24"/>
+        </w:rPr>
+        <w:t>Body Layout</w:t>
+      </w:r>
+    </w:p>
+    <w:p>
+      <w:pPr>
+        <w:rPr>
+          <w:color w:val="000000" w:themeColor="text1"/>
+        </w:rPr>
+      </w:pPr>
+    </w:p>
+    <w:p>
+      <w:pPr>
+        <w:pStyle w:val="HTMLPreformatted"/>
+        <w:rPr>
+          <w:rStyle w:val="HTMLCode"/>
+          <w:rFonts w:ascii="Times New Roman" w:hAnsi="Times New Roman" w:cs="Times New Roman"/>
+          <w:color w:val="000000" w:themeColor="text1"/>
+          <w:sz w:val="24"/>
+          <w:szCs w:val="24"/>
+        </w:rPr>
+      </w:pPr>
+      <w:r>
+        <w:rPr>
+          <w:rStyle w:val="HTMLCode"/>
+          <w:rFonts w:ascii="Times New Roman" w:hAnsi="Times New Roman" w:cs="Times New Roman"/>
+          <w:color w:val="000000" w:themeColor="text1"/>
+          <w:sz w:val="24"/>
+          <w:szCs w:val="24"/>
+        </w:rPr>
+        <w:t>body {</w:t>
+      </w:r>
+    </w:p>
+    <w:p>
+      <w:pPr>
+        <w:pStyle w:val="HTMLPreformatted"/>
+        <w:rPr>
+          <w:rStyle w:val="HTMLCode"/>
+          <w:rFonts w:ascii="Times New Roman" w:hAnsi="Times New Roman" w:cs="Times New Roman"/>
+          <w:color w:val="000000" w:themeColor="text1"/>
+          <w:sz w:val="24"/>
+          <w:szCs w:val="24"/>
+        </w:rPr>
+      </w:pPr>
+      <w:r>
+        <w:rPr>
+          <w:rStyle w:val="HTMLCode"/>
+          <w:rFonts w:ascii="Times New Roman" w:hAnsi="Times New Roman" w:cs="Times New Roman"/>
+          <w:color w:val="000000" w:themeColor="text1"/>
+          <w:sz w:val="24"/>
+          <w:szCs w:val="24"/>
+        </w:rPr>
+        <w:t xml:space="preserve">  display: flex;</w:t>
+      </w:r>
+    </w:p>
+    <w:p>
+      <w:pPr>
+        <w:pStyle w:val="HTMLPreformatted"/>
+        <w:rPr>
+          <w:rStyle w:val="HTMLCode"/>
+          <w:rFonts w:ascii="Times New Roman" w:hAnsi="Times New Roman" w:cs="Times New Roman"/>
+          <w:color w:val="000000" w:themeColor="text1"/>
+          <w:sz w:val="24"/>
+          <w:szCs w:val="24"/>
+        </w:rPr>
+      </w:pPr>
+      <w:r>
+        <w:rPr>
+          <w:rStyle w:val="HTMLCode"/>
+          <w:rFonts w:ascii="Times New Roman" w:hAnsi="Times New Roman" w:cs="Times New Roman"/>
+          <w:color w:val="000000" w:themeColor="text1"/>
+          <w:sz w:val="24"/>
+          <w:szCs w:val="24"/>
+        </w:rPr>
+        <w:t xml:space="preserve">  flex-direction: column;</w:t>
+      </w:r>
+    </w:p>
+    <w:p>
+      <w:pPr>
+        <w:pStyle w:val="HTMLPreformatted"/>
+        <w:rPr>
+          <w:rStyle w:val="HTMLCode"/>
+          <w:rFonts w:ascii="Times New Roman" w:hAnsi="Times New Roman" w:cs="Times New Roman"/>
+          <w:color w:val="000000" w:themeColor="text1"/>
+          <w:sz w:val="24"/>
+          <w:szCs w:val="24"/>
+        </w:rPr>
+      </w:pPr>
+      <w:r>
+        <w:rPr>
+          <w:rStyle w:val="HTMLCode"/>
+          <w:rFonts w:ascii="Times New Roman" w:hAnsi="Times New Roman" w:cs="Times New Roman"/>
+          <w:color w:val="000000" w:themeColor="text1"/>
+          <w:sz w:val="24"/>
+          <w:szCs w:val="24"/>
+        </w:rPr>
+        <w:t xml:space="preserve">  min-height: 100vh;</w:t>
+      </w:r>
+    </w:p>
+    <w:p>
+      <w:pPr>
+        <w:pStyle w:val="HTMLPreformatted"/>
+        <w:rPr>
+          <w:rStyle w:val="HTMLCode"/>
+          <w:rFonts w:ascii="Times New Roman" w:hAnsi="Times New Roman" w:cs="Times New Roman"/>
+          <w:color w:val="000000" w:themeColor="text1"/>
+          <w:sz w:val="24"/>
+          <w:szCs w:val="24"/>
+        </w:rPr>
+      </w:pPr>
+      <w:r>
+        <w:rPr>
+          <w:rStyle w:val="HTMLCode"/>
+          <w:rFonts w:ascii="Times New Roman" w:hAnsi="Times New Roman" w:cs="Times New Roman"/>
+          <w:color w:val="000000" w:themeColor="text1"/>
+          <w:sz w:val="24"/>
+          <w:szCs w:val="24"/>
+        </w:rPr>
+        <w:t xml:space="preserve">  margin: 0;</w:t>
+      </w:r>
+    </w:p>
+    <w:p>
+      <w:pPr>
+        <w:pStyle w:val="HTMLPreformatted"/>
+        <w:rPr>
+          <w:rStyle w:val="HTMLCode"/>
+          <w:rFonts w:ascii="Times New Roman" w:hAnsi="Times New Roman" w:cs="Times New Roman"/>
+          <w:color w:val="000000" w:themeColor="text1"/>
+          <w:sz w:val="24"/>
+          <w:szCs w:val="24"/>
+        </w:rPr>
+      </w:pPr>
+      <w:r>
+        <w:rPr>
+          <w:rStyle w:val="HTMLCode"/>
+          <w:rFonts w:ascii="Times New Roman" w:hAnsi="Times New Roman" w:cs="Times New Roman"/>
+          <w:color w:val="000000" w:themeColor="text1"/>
+          <w:sz w:val="24"/>
+          <w:szCs w:val="24"/>
+        </w:rPr>
+        <w:t>}</w:t>
+      </w:r>
+    </w:p>
+    <w:p>
+      <w:pPr>
+        <w:pStyle w:val="Heading2"/>
+        <w:rPr>
+          <w:rFonts w:ascii="Times New Roman" w:hAnsi="Times New Roman" w:cs="Times New Roman"/>
+          <w:color w:val="000000" w:themeColor="text1"/>
+          <w:sz w:val="24"/>
+          <w:szCs w:val="24"/>
+        </w:rPr>
+      </w:pPr>
+      <w:r>
+        <w:rPr>
+          <w:rStyle w:val="Strong"/>
+          <w:rFonts w:ascii="Times New Roman" w:hAnsi="Times New Roman" w:cs="Times New Roman"/>
+          <w:color w:val="000000" w:themeColor="text1"/>
+          <w:sz w:val="24"/>
+          <w:szCs w:val="24"/>
+        </w:rPr>
+        <w:t>Navigation List Items</w:t>
+      </w:r>
+    </w:p>
+    <w:p>
+      <w:pPr>
+        <w:rPr>
+          <w:color w:val="000000" w:themeColor="text1"/>
+        </w:rPr>
+      </w:pPr>
+    </w:p>
+    <w:p>
+      <w:pPr>
+        <w:pStyle w:val="HTMLPreformatted"/>
+        <w:rPr>
+          <w:rStyle w:val="HTMLCode"/>
+          <w:rFonts w:ascii="Times New Roman" w:hAnsi="Times New Roman" w:cs="Times New Roman"/>
+          <w:color w:val="000000" w:themeColor="text1"/>
+          <w:sz w:val="24"/>
+          <w:szCs w:val="24"/>
+        </w:rPr>
+      </w:pPr>
+      <w:r>
+        <w:rPr>
+          <w:rStyle w:val="HTMLCode"/>
+          <w:rFonts w:ascii="Times New Roman" w:hAnsi="Times New Roman" w:cs="Times New Roman"/>
+          <w:color w:val="000000" w:themeColor="text1"/>
+          <w:sz w:val="24"/>
+          <w:szCs w:val="24"/>
+        </w:rPr>
+        <w:t>nav li {</w:t>
+      </w:r>
+    </w:p>
+    <w:p>
+      <w:pPr>
+        <w:pStyle w:val="HTMLPreformatted"/>
+        <w:rPr>
+          <w:rStyle w:val="HTMLCode"/>
+          <w:rFonts w:ascii="Times New Roman" w:hAnsi="Times New Roman" w:cs="Times New Roman"/>
+          <w:color w:val="000000" w:themeColor="text1"/>
+          <w:sz w:val="24"/>
+          <w:szCs w:val="24"/>
+        </w:rPr>
+      </w:pPr>
+      <w:r>
+        <w:rPr>
+          <w:rStyle w:val="HTMLCode"/>
+          <w:rFonts w:ascii="Times New Roman" w:hAnsi="Times New Roman" w:cs="Times New Roman"/>
+          <w:color w:val="000000" w:themeColor="text1"/>
+          <w:sz w:val="24"/>
+          <w:szCs w:val="24"/>
+        </w:rPr>
+        <w:t xml:space="preserve">  list-style: none;</w:t>
+      </w:r>
+    </w:p>
+    <w:p>
+      <w:pPr>
+        <w:pStyle w:val="HTMLPreformatted"/>
+        <w:rPr>
+          <w:rFonts w:ascii="Times New Roman" w:hAnsi="Times New Roman" w:cs="Times New Roman"/>
+          <w:color w:val="000000" w:themeColor="text1"/>
+          <w:sz w:val="24"/>
+          <w:szCs w:val="24"/>
+        </w:rPr>
+      </w:pPr>
+      <w:r>
+        <w:rPr>
+          <w:rStyle w:val="HTMLCode"/>
+          <w:rFonts w:ascii="Times New Roman" w:hAnsi="Times New Roman" w:cs="Times New Roman"/>
+          <w:color w:val="000000" w:themeColor="text1"/>
+          <w:sz w:val="24"/>
+          <w:szCs w:val="24"/>
+        </w:rPr>
+        <w:t>}</w:t>
+      </w:r>
+    </w:p>
+    <w:p>
+      <w:pPr>
+        <w:pStyle w:val="Heading2"/>
+        <w:rPr>
+          <w:rFonts w:ascii="Times New Roman" w:hAnsi="Times New Roman" w:cs="Times New Roman"/>
+          <w:color w:val="000000" w:themeColor="text1"/>
+          <w:sz w:val="24"/>
+          <w:szCs w:val="24"/>
+        </w:rPr>
+      </w:pPr>
+      <w:r>
+        <w:rPr>
+          <w:rStyle w:val="Strong"/>
+          <w:rFonts w:ascii="Times New Roman" w:hAnsi="Times New Roman" w:cs="Times New Roman"/>
+          <w:color w:val="000000" w:themeColor="text1"/>
+          <w:sz w:val="24"/>
+          <w:szCs w:val="24"/>
+        </w:rPr>
+        <w:t>Responsive Images</w:t>
+      </w:r>
+    </w:p>
+    <w:p>
+      <w:pPr>
+        <w:rPr>
+          <w:color w:val="000000" w:themeColor="text1"/>
+        </w:rPr>
+      </w:pPr>
+    </w:p>
+    <w:p>
+      <w:pPr>
+        <w:pStyle w:val="HTMLPreformatted"/>
+        <w:rPr>
+          <w:rStyle w:val="HTMLCode"/>
+          <w:rFonts w:ascii="Times New Roman" w:hAnsi="Times New Roman" w:cs="Times New Roman"/>
+          <w:color w:val="000000" w:themeColor="text1"/>
+          <w:sz w:val="24"/>
+          <w:szCs w:val="24"/>
+        </w:rPr>
+      </w:pPr>
+      <w:proofErr w:type="spellStart"/>
+      <w:r>
+        <w:rPr>
+          <w:rStyle w:val="HTMLCode"/>
+          <w:rFonts w:ascii="Times New Roman" w:hAnsi="Times New Roman" w:cs="Times New Roman"/>
+          <w:color w:val="000000" w:themeColor="text1"/>
+          <w:sz w:val="24"/>
+          <w:szCs w:val="24"/>
+        </w:rPr>
+        <w:t>img</w:t>
+      </w:r>
+      <w:proofErr w:type="spellEnd"/>
+      <w:r>
+        <w:rPr>
+          <w:rStyle w:val="HTMLCode"/>
+          <w:rFonts w:ascii="Times New Roman" w:hAnsi="Times New Roman" w:cs="Times New Roman"/>
+          <w:color w:val="000000" w:themeColor="text1"/>
+          <w:sz w:val="24"/>
+          <w:szCs w:val="24"/>
+        </w:rPr>
+        <w:t xml:space="preserve"> {</w:t>
+      </w:r>
+    </w:p>
+    <w:p>
+      <w:pPr>
+        <w:pStyle w:val="HTMLPreformatted"/>
+        <w:rPr>
+          <w:rStyle w:val="HTMLCode"/>
+          <w:rFonts w:ascii="Times New Roman" w:hAnsi="Times New Roman" w:cs="Times New Roman"/>
+          <w:color w:val="000000" w:themeColor="text1"/>
+          <w:sz w:val="24"/>
+          <w:szCs w:val="24"/>
+        </w:rPr>
+      </w:pPr>
+      <w:r>
+        <w:rPr>
+          <w:rStyle w:val="HTMLCode"/>
+          <w:rFonts w:ascii="Times New Roman" w:hAnsi="Times New Roman" w:cs="Times New Roman"/>
+          <w:color w:val="000000" w:themeColor="text1"/>
+          <w:sz w:val="24"/>
+          <w:szCs w:val="24"/>
+        </w:rPr>
+        <w:t xml:space="preserve">  </w:t>
+      </w:r>
+      <w:proofErr w:type="gramStart"/>
+      <w:r>
+        <w:rPr>
+          <w:rStyle w:val="HTMLCode"/>
+          <w:rFonts w:ascii="Times New Roman" w:hAnsi="Times New Roman" w:cs="Times New Roman"/>
+          <w:color w:val="000000" w:themeColor="text1"/>
+          <w:sz w:val="24"/>
+          <w:szCs w:val="24"/>
+        </w:rPr>
+        <w:t>max-width</w:t>
+      </w:r>
+      <w:proofErr w:type="gramEnd"/>
+      <w:r>
+        <w:rPr>
+          <w:rStyle w:val="HTMLCode"/>
+          <w:rFonts w:ascii="Times New Roman" w:hAnsi="Times New Roman" w:cs="Times New Roman"/>
+          <w:color w:val="000000" w:themeColor="text1"/>
+          <w:sz w:val="24"/>
+          <w:szCs w:val="24"/>
+        </w:rPr>
+        <w:t>: 100%;</w:t>
+      </w:r>
+    </w:p>
+    <w:p>
+      <w:pPr>
+        <w:pStyle w:val="HTMLPreformatted"/>
+        <w:rPr>
+          <w:rStyle w:val="HTMLCode"/>
+          <w:rFonts w:ascii="Times New Roman" w:hAnsi="Times New Roman" w:cs="Times New Roman"/>
+          <w:color w:val="000000" w:themeColor="text1"/>
+          <w:sz w:val="24"/>
+          <w:szCs w:val="24"/>
+        </w:rPr>
+      </w:pPr>
+      <w:r>
+        <w:rPr>
+          <w:rStyle w:val="HTMLCode"/>
+          <w:rFonts w:ascii="Times New Roman" w:hAnsi="Times New Roman" w:cs="Times New Roman"/>
+          <w:color w:val="000000" w:themeColor="text1"/>
+          <w:sz w:val="24"/>
+          <w:szCs w:val="24"/>
+        </w:rPr>
+        <w:t xml:space="preserve">  height: auto;</w:t>
+      </w:r>
+    </w:p>
+    <w:p>
+      <w:pPr>
+        <w:pStyle w:val="HTMLPreformatted"/>
+        <w:rPr>
+          <w:rStyle w:val="HTMLCode"/>
+          <w:rFonts w:ascii="Times New Roman" w:hAnsi="Times New Roman" w:cs="Times New Roman"/>
+          <w:color w:val="000000" w:themeColor="text1"/>
+          <w:sz w:val="24"/>
+          <w:szCs w:val="24"/>
+        </w:rPr>
+      </w:pPr>
+      <w:r>
+        <w:rPr>
+          <w:rStyle w:val="HTMLCode"/>
+          <w:rFonts w:ascii="Times New Roman" w:hAnsi="Times New Roman" w:cs="Times New Roman"/>
+          <w:color w:val="000000" w:themeColor="text1"/>
+          <w:sz w:val="24"/>
+          <w:szCs w:val="24"/>
+        </w:rPr>
+        <w:t>}</w:t>
+      </w:r>
+    </w:p>
+    <w:p>
+      <w:pPr>
+        <w:pStyle w:val="Heading2"/>
+        <w:rPr>
+          <w:rFonts w:ascii="Times New Roman" w:hAnsi="Times New Roman" w:cs="Times New Roman"/>
+          <w:color w:val="000000" w:themeColor="text1"/>
+          <w:sz w:val="24"/>
+          <w:szCs w:val="24"/>
+        </w:rPr>
+      </w:pPr>
+      <w:r>
+        <w:rPr>
+          <w:rStyle w:val="Strong"/>
+          <w:rFonts w:ascii="Times New Roman" w:hAnsi="Times New Roman" w:cs="Times New Roman"/>
+          <w:color w:val="000000" w:themeColor="text1"/>
+          <w:sz w:val="24"/>
+          <w:szCs w:val="24"/>
+        </w:rPr>
+        <w:t>Centered Content Blocks</w:t>
+      </w:r>
+    </w:p>
+    <w:p>
+      <w:pPr>
+        <w:rPr>
+          <w:color w:val="000000" w:themeColor="text1"/>
+        </w:rPr>
+      </w:pPr>
+    </w:p>
+    <w:p>
+      <w:pPr>
+        <w:pStyle w:val="HTMLPreformatted"/>
+        <w:rPr>
+          <w:rStyle w:val="HTMLCode"/>
+          <w:rFonts w:ascii="Times New Roman" w:hAnsi="Times New Roman" w:cs="Times New Roman"/>
+          <w:color w:val="000000" w:themeColor="text1"/>
+          <w:sz w:val="24"/>
+          <w:szCs w:val="24"/>
+        </w:rPr>
+      </w:pPr>
+      <w:r>
+        <w:rPr>
+          <w:rStyle w:val="HTMLCode"/>
+          <w:rFonts w:ascii="Times New Roman" w:hAnsi="Times New Roman" w:cs="Times New Roman"/>
+          <w:color w:val="000000" w:themeColor="text1"/>
+          <w:sz w:val="24"/>
+          <w:szCs w:val="24"/>
+        </w:rPr>
+        <w:t>.container {</w:t>
+      </w:r>
+    </w:p>
+    <w:p>
+      <w:pPr>
+        <w:pStyle w:val="HTMLPreformatted"/>
+        <w:rPr>
+          <w:rStyle w:val="HTMLCode"/>
+          <w:rFonts w:ascii="Times New Roman" w:hAnsi="Times New Roman" w:cs="Times New Roman"/>
+          <w:color w:val="000000" w:themeColor="text1"/>
+          <w:sz w:val="24"/>
+          <w:szCs w:val="24"/>
+        </w:rPr>
+      </w:pPr>
+      <w:r>
+        <w:rPr>
+          <w:rStyle w:val="HTMLCode"/>
+          <w:rFonts w:ascii="Times New Roman" w:hAnsi="Times New Roman" w:cs="Times New Roman"/>
+          <w:color w:val="000000" w:themeColor="text1"/>
+          <w:sz w:val="24"/>
+          <w:szCs w:val="24"/>
+        </w:rPr>
+        <w:t xml:space="preserve">  margin: 0 auto;</w:t>
+      </w:r>
+    </w:p>
+    <w:p>
+      <w:pPr>
+        <w:pStyle w:val="HTMLPreformatted"/>
+        <w:rPr>
+          <w:rFonts w:ascii="Times New Roman" w:hAnsi="Times New Roman" w:cs="Times New Roman"/>
+          <w:color w:val="000000" w:themeColor="text1"/>
+          <w:sz w:val="24"/>
+          <w:szCs w:val="24"/>
+        </w:rPr>
+      </w:pPr>
+      <w:r>
+        <w:rPr>
+          <w:rStyle w:val="HTMLCode"/>
+          <w:rFonts w:ascii="Times New Roman" w:hAnsi="Times New Roman" w:cs="Times New Roman"/>
+          <w:color w:val="000000" w:themeColor="text1"/>
+          <w:sz w:val="24"/>
+          <w:szCs w:val="24"/>
+        </w:rPr>
+        <w:t>}</w:t>
+      </w:r>
+    </w:p>
+    <w:p>
+      <w:pPr>
+        <w:pStyle w:val="Heading"/>
+        <w:rPr>
+          <w:rFonts w:ascii="Times New Roman" w:hAnsi="Times New Roman" w:cs="Times New Roman"/>
+          <w:color w:val="000000" w:themeColor="text1"/>
+          <w:sz w:val="32"/>
+          <w:szCs w:val="32"/>
+        </w:rPr>
+      </w:pPr>
+      <w:r>
+        <w:rPr>
+          <w:rFonts w:ascii="Times New Roman" w:hAnsi="Times New Roman" w:cs="Times New Roman"/>
+          <w:color w:val="000000" w:themeColor="text1"/>
+          <w:sz w:val="32"/>
+          <w:szCs w:val="32"/>
+        </w:rPr>
+        <w:t>Responsive Web Desing Breakpoints</w:t>
+      </w:r>
+    </w:p>
+    <w:p>
+      <w:pPr>
+        <w:pStyle w:val="BodyA"/>
+        <w:rPr>
+          <w:rFonts w:ascii="Times New Roman" w:hAnsi="Times New Roman" w:cs="Times New Roman"/>
+          <w:color w:val="000000" w:themeColor="text1"/>
+        </w:rPr>
+      </w:pPr>
+    </w:p>
+    <w:p>
+      <w:pPr>
+        <w:spacing w:before="100" w:beforeAutospacing="1" w:after="100" w:afterAutospacing="1"/>
+        <w:outlineLvl w:val="1"/>
+        <w:rPr>
+          <w:b/>
+          <w:bCs/>
+          <w:color w:val="000000" w:themeColor="text1"/>
+        </w:rPr>
+      </w:pPr>
+      <w:r>
+        <w:rPr>
+          <w:b/>
+          <w:bCs/>
+          <w:color w:val="000000" w:themeColor="text1"/>
+        </w:rPr>
+        <w:t>1. Medium Screens (</w:t>
+      </w:r>
+      <w:proofErr w:type="gramStart"/>
+      <w:r>
+        <w:rPr>
+          <w:b/>
+          <w:bCs/>
+          <w:color w:val="000000" w:themeColor="text1"/>
+        </w:rPr>
+        <w:t>max-width</w:t>
+      </w:r>
+      <w:proofErr w:type="gramEnd"/>
+      <w:r>
+        <w:rPr>
+          <w:b/>
+          <w:bCs/>
+          <w:color w:val="000000" w:themeColor="text1"/>
+        </w:rPr>
+        <w:t>: 900px)</w:t>
+      </w:r>
+    </w:p>
+    <w:p>
+      <w:pPr>
+        <w:tabs>
+          <w:tab w:val="left" w:pos="916"/>
+          <w:tab w:val="left" w:pos="1832"/>
+          <w:tab w:val="left" w:pos="2748"/>
+          <w:tab w:val="left" w:pos="3664"/>
+          <w:tab w:val="left" w:pos="4580"/>
+          <w:tab w:val="left" w:pos="5496"/>
+          <w:tab w:val="left" w:pos="6412"/>
+          <w:tab w:val="left" w:pos="7328"/>
+          <w:tab w:val="left" w:pos="8244"/>
+          <w:tab w:val="left" w:pos="9160"/>
+          <w:tab w:val="left" w:pos="10076"/>
+          <w:tab w:val="left" w:pos="10992"/>
+          <w:tab w:val="left" w:pos="11908"/>
+          <w:tab w:val="left" w:pos="12824"/>
+          <w:tab w:val="left" w:pos="13740"/>
+          <w:tab w:val="left" w:pos="14656"/>
+        </w:tabs>
+        <w:rPr>
+          <w:color w:val="000000" w:themeColor="text1"/>
+        </w:rPr>
+      </w:pPr>
+      <w:r>
+        <w:rPr>
+          <w:color w:val="000000" w:themeColor="text1"/>
+        </w:rPr>
+        <w:t>@media (</w:t>
+      </w:r>
+      <w:proofErr w:type="gramStart"/>
+      <w:r>
+        <w:rPr>
+          <w:color w:val="000000" w:themeColor="text1"/>
+        </w:rPr>
+        <w:t>max-width</w:t>
+      </w:r>
+      <w:proofErr w:type="gramEnd"/>
+      <w:r>
+        <w:rPr>
+          <w:color w:val="000000" w:themeColor="text1"/>
+        </w:rPr>
+        <w:t>: 900px) {</w:t>
+      </w:r>
+    </w:p>
+    <w:p>
+      <w:pPr>
+        <w:tabs>
+          <w:tab w:val="left" w:pos="916"/>
+          <w:tab w:val="left" w:pos="1832"/>
+          <w:tab w:val="left" w:pos="2748"/>
+          <w:tab w:val="left" w:pos="3664"/>
+          <w:tab w:val="left" w:pos="4580"/>
+          <w:tab w:val="left" w:pos="5496"/>
+          <w:tab w:val="left" w:pos="6412"/>
+          <w:tab w:val="left" w:pos="7328"/>
+          <w:tab w:val="left" w:pos="8244"/>
+          <w:tab w:val="left" w:pos="9160"/>
+          <w:tab w:val="left" w:pos="10076"/>
+          <w:tab w:val="left" w:pos="10992"/>
+          <w:tab w:val="left" w:pos="11908"/>
+          <w:tab w:val="left" w:pos="12824"/>
+          <w:tab w:val="left" w:pos="13740"/>
+          <w:tab w:val="left" w:pos="14656"/>
+        </w:tabs>
+        <w:rPr>
+          <w:color w:val="000000" w:themeColor="text1"/>
+        </w:rPr>
+      </w:pPr>
+      <w:r>
+        <w:rPr>
+          <w:color w:val="000000" w:themeColor="text1"/>
+        </w:rPr>
+        <w:t xml:space="preserve">  main {</w:t>
+      </w:r>
+    </w:p>
+    <w:p>
+      <w:pPr>
+        <w:tabs>
+          <w:tab w:val="left" w:pos="916"/>
+          <w:tab w:val="left" w:pos="1832"/>
+          <w:tab w:val="left" w:pos="2748"/>
+          <w:tab w:val="left" w:pos="3664"/>
+          <w:tab w:val="left" w:pos="4580"/>
+          <w:tab w:val="left" w:pos="5496"/>
+          <w:tab w:val="left" w:pos="6412"/>
+          <w:tab w:val="left" w:pos="7328"/>
+          <w:tab w:val="left" w:pos="8244"/>
+          <w:tab w:val="left" w:pos="9160"/>
+          <w:tab w:val="left" w:pos="10076"/>
+          <w:tab w:val="left" w:pos="10992"/>
+          <w:tab w:val="left" w:pos="11908"/>
+          <w:tab w:val="left" w:pos="12824"/>
+          <w:tab w:val="left" w:pos="13740"/>
+          <w:tab w:val="left" w:pos="14656"/>
+        </w:tabs>
+        <w:rPr>
+          <w:color w:val="000000" w:themeColor="text1"/>
+        </w:rPr>
+      </w:pPr>
+      <w:r>
+        <w:rPr>
+          <w:color w:val="000000" w:themeColor="text1"/>
+        </w:rPr>
+        <w:t xml:space="preserve">    </w:t>
+      </w:r>
+      <w:proofErr w:type="gramStart"/>
+      <w:r>
+        <w:rPr>
+          <w:color w:val="000000" w:themeColor="text1"/>
+        </w:rPr>
+        <w:t>max-width</w:t>
+      </w:r>
+      <w:proofErr w:type="gramEnd"/>
+      <w:r>
+        <w:rPr>
+          <w:color w:val="000000" w:themeColor="text1"/>
+        </w:rPr>
+        <w:t>: 700px;</w:t>
+      </w:r>
+    </w:p>
+    <w:p>
+      <w:pPr>
+        <w:tabs>
+          <w:tab w:val="left" w:pos="916"/>
+          <w:tab w:val="left" w:pos="1832"/>
+          <w:tab w:val="left" w:pos="2748"/>
+          <w:tab w:val="left" w:pos="3664"/>
+          <w:tab w:val="left" w:pos="4580"/>
+          <w:tab w:val="left" w:pos="5496"/>
+          <w:tab w:val="left" w:pos="6412"/>
+          <w:tab w:val="left" w:pos="7328"/>
+          <w:tab w:val="left" w:pos="8244"/>
+          <w:tab w:val="left" w:pos="9160"/>
+          <w:tab w:val="left" w:pos="10076"/>
+          <w:tab w:val="left" w:pos="10992"/>
+          <w:tab w:val="left" w:pos="11908"/>
+          <w:tab w:val="left" w:pos="12824"/>
+          <w:tab w:val="left" w:pos="13740"/>
+          <w:tab w:val="left" w:pos="14656"/>
+        </w:tabs>
+        <w:rPr>
+          <w:color w:val="000000" w:themeColor="text1"/>
+        </w:rPr>
+      </w:pPr>
+      <w:r>
+        <w:rPr>
+          <w:color w:val="000000" w:themeColor="text1"/>
+        </w:rPr>
+        <w:t xml:space="preserve">  }</w:t>
+      </w:r>
+    </w:p>
+    <w:p>
+      <w:pPr>
+        <w:tabs>
+          <w:tab w:val="left" w:pos="916"/>
+          <w:tab w:val="left" w:pos="1832"/>
+          <w:tab w:val="left" w:pos="2748"/>
+          <w:tab w:val="left" w:pos="3664"/>
+          <w:tab w:val="left" w:pos="4580"/>
+          <w:tab w:val="left" w:pos="5496"/>
+          <w:tab w:val="left" w:pos="6412"/>
+          <w:tab w:val="left" w:pos="7328"/>
+          <w:tab w:val="left" w:pos="8244"/>
+          <w:tab w:val="left" w:pos="9160"/>
+          <w:tab w:val="left" w:pos="10076"/>
+          <w:tab w:val="left" w:pos="10992"/>
+          <w:tab w:val="left" w:pos="11908"/>
+          <w:tab w:val="left" w:pos="12824"/>
+          <w:tab w:val="left" w:pos="13740"/>
+          <w:tab w:val="left" w:pos="14656"/>
+        </w:tabs>
+        <w:rPr>
+          <w:color w:val="000000" w:themeColor="text1"/>
+        </w:rPr>
+      </w:pPr>
+      <w:r>
+        <w:rPr>
+          <w:color w:val="000000" w:themeColor="text1"/>
+        </w:rPr>
+        <w:lastRenderedPageBreak/>
+        <w:t>}</w:t>
+      </w:r>
+    </w:p>
+    <w:p>
+      <w:pPr>
+        <w:pStyle w:val="Heading2"/>
+        <w:rPr>
+          <w:rFonts w:ascii="Times New Roman" w:hAnsi="Times New Roman" w:cs="Times New Roman"/>
+          <w:color w:val="000000" w:themeColor="text1"/>
+          <w:sz w:val="24"/>
+          <w:szCs w:val="24"/>
+        </w:rPr>
+      </w:pPr>
+      <w:r>
+        <w:rPr>
+          <w:rStyle w:val="Strong"/>
+          <w:rFonts w:ascii="Times New Roman" w:hAnsi="Times New Roman" w:cs="Times New Roman"/>
+          <w:color w:val="000000" w:themeColor="text1"/>
+          <w:sz w:val="24"/>
+          <w:szCs w:val="24"/>
+        </w:rPr>
+        <w:t>2. Small Screens (</w:t>
+      </w:r>
+      <w:proofErr w:type="gramStart"/>
+      <w:r>
+        <w:rPr>
+          <w:rStyle w:val="Strong"/>
+          <w:rFonts w:ascii="Times New Roman" w:hAnsi="Times New Roman" w:cs="Times New Roman"/>
+          <w:color w:val="000000" w:themeColor="text1"/>
+          <w:sz w:val="24"/>
+          <w:szCs w:val="24"/>
+        </w:rPr>
+        <w:t>max-width</w:t>
+      </w:r>
+      <w:proofErr w:type="gramEnd"/>
+      <w:r>
+        <w:rPr>
+          <w:rStyle w:val="Strong"/>
+          <w:rFonts w:ascii="Times New Roman" w:hAnsi="Times New Roman" w:cs="Times New Roman"/>
+          <w:color w:val="000000" w:themeColor="text1"/>
+          <w:sz w:val="24"/>
+          <w:szCs w:val="24"/>
+        </w:rPr>
+        <w:t>: 700px)</w:t>
+      </w:r>
+    </w:p>
+    <w:p>
+      <w:pPr>
+        <w:rPr>
+          <w:color w:val="000000" w:themeColor="text1"/>
+        </w:rPr>
+      </w:pPr>
+    </w:p>
+    <w:p>
+      <w:pPr>
+        <w:pStyle w:val="HTMLPreformatted"/>
+        <w:rPr>
+          <w:rStyle w:val="HTMLCode"/>
+          <w:rFonts w:ascii="Times New Roman" w:hAnsi="Times New Roman" w:cs="Times New Roman"/>
+          <w:color w:val="000000" w:themeColor="text1"/>
+          <w:sz w:val="24"/>
+          <w:szCs w:val="24"/>
+        </w:rPr>
+      </w:pPr>
+      <w:r>
+        <w:rPr>
+          <w:rStyle w:val="HTMLCode"/>
+          <w:rFonts w:ascii="Times New Roman" w:hAnsi="Times New Roman" w:cs="Times New Roman"/>
+          <w:color w:val="000000" w:themeColor="text1"/>
+          <w:sz w:val="24"/>
+          <w:szCs w:val="24"/>
+        </w:rPr>
+        <w:t>@media (</w:t>
+      </w:r>
+      <w:proofErr w:type="gramStart"/>
+      <w:r>
+        <w:rPr>
+          <w:rStyle w:val="HTMLCode"/>
+          <w:rFonts w:ascii="Times New Roman" w:hAnsi="Times New Roman" w:cs="Times New Roman"/>
+          <w:color w:val="000000" w:themeColor="text1"/>
+          <w:sz w:val="24"/>
+          <w:szCs w:val="24"/>
+        </w:rPr>
+        <w:t>max-width</w:t>
+      </w:r>
+      <w:proofErr w:type="gramEnd"/>
+      <w:r>
+        <w:rPr>
+          <w:rStyle w:val="HTMLCode"/>
+          <w:rFonts w:ascii="Times New Roman" w:hAnsi="Times New Roman" w:cs="Times New Roman"/>
+          <w:color w:val="000000" w:themeColor="text1"/>
+          <w:sz w:val="24"/>
+          <w:szCs w:val="24"/>
+        </w:rPr>
+        <w:t>: 700px) {</w:t>
+      </w:r>
+    </w:p>
+    <w:p>
+      <w:pPr>
+        <w:pStyle w:val="HTMLPreformatted"/>
+        <w:rPr>
+          <w:rStyle w:val="HTMLCode"/>
+          <w:rFonts w:ascii="Times New Roman" w:hAnsi="Times New Roman" w:cs="Times New Roman"/>
+          <w:color w:val="000000" w:themeColor="text1"/>
+          <w:sz w:val="24"/>
+          <w:szCs w:val="24"/>
+        </w:rPr>
+      </w:pPr>
+      <w:r>
+        <w:rPr>
+          <w:rStyle w:val="HTMLCode"/>
+          <w:rFonts w:ascii="Times New Roman" w:hAnsi="Times New Roman" w:cs="Times New Roman"/>
+          <w:color w:val="000000" w:themeColor="text1"/>
+          <w:sz w:val="24"/>
+          <w:szCs w:val="24"/>
+        </w:rPr>
+        <w:t xml:space="preserve">  nav ul {</w:t>
+      </w:r>
+    </w:p>
+    <w:p>
+      <w:pPr>
+        <w:pStyle w:val="HTMLPreformatted"/>
+        <w:rPr>
+          <w:rStyle w:val="HTMLCode"/>
+          <w:rFonts w:ascii="Times New Roman" w:hAnsi="Times New Roman" w:cs="Times New Roman"/>
+          <w:color w:val="000000" w:themeColor="text1"/>
+          <w:sz w:val="24"/>
+          <w:szCs w:val="24"/>
+        </w:rPr>
+      </w:pPr>
+      <w:r>
+        <w:rPr>
+          <w:rStyle w:val="HTMLCode"/>
+          <w:rFonts w:ascii="Times New Roman" w:hAnsi="Times New Roman" w:cs="Times New Roman"/>
+          <w:color w:val="000000" w:themeColor="text1"/>
+          <w:sz w:val="24"/>
+          <w:szCs w:val="24"/>
+        </w:rPr>
+        <w:t xml:space="preserve">    flex-direction: column;</w:t>
+      </w:r>
+    </w:p>
+    <w:p>
+      <w:pPr>
+        <w:pStyle w:val="HTMLPreformatted"/>
+        <w:rPr>
+          <w:rStyle w:val="HTMLCode"/>
+          <w:rFonts w:ascii="Times New Roman" w:hAnsi="Times New Roman" w:cs="Times New Roman"/>
+          <w:color w:val="000000" w:themeColor="text1"/>
+          <w:sz w:val="24"/>
+          <w:szCs w:val="24"/>
+        </w:rPr>
+      </w:pPr>
+      <w:r>
+        <w:rPr>
+          <w:rStyle w:val="HTMLCode"/>
+          <w:rFonts w:ascii="Times New Roman" w:hAnsi="Times New Roman" w:cs="Times New Roman"/>
+          <w:color w:val="000000" w:themeColor="text1"/>
+          <w:sz w:val="24"/>
+          <w:szCs w:val="24"/>
+        </w:rPr>
+        <w:t xml:space="preserve">    text-</w:t>
+      </w:r>
+      <w:proofErr w:type="gramStart"/>
+      <w:r>
+        <w:rPr>
+          <w:rStyle w:val="HTMLCode"/>
+          <w:rFonts w:ascii="Times New Roman" w:hAnsi="Times New Roman" w:cs="Times New Roman"/>
+          <w:color w:val="000000" w:themeColor="text1"/>
+          <w:sz w:val="24"/>
+          <w:szCs w:val="24"/>
+        </w:rPr>
+        <w:t>align:</w:t>
+      </w:r>
+      <w:proofErr w:type="gramEnd"/>
+      <w:r>
+        <w:rPr>
+          <w:rStyle w:val="HTMLCode"/>
+          <w:rFonts w:ascii="Times New Roman" w:hAnsi="Times New Roman" w:cs="Times New Roman"/>
+          <w:color w:val="000000" w:themeColor="text1"/>
+          <w:sz w:val="24"/>
+          <w:szCs w:val="24"/>
+        </w:rPr>
+        <w:t xml:space="preserve"> center;</w:t>
+      </w:r>
+    </w:p>
+    <w:p>
+      <w:pPr>
+        <w:pStyle w:val="HTMLPreformatted"/>
+        <w:rPr>
+          <w:rStyle w:val="HTMLCode"/>
+          <w:rFonts w:ascii="Times New Roman" w:hAnsi="Times New Roman" w:cs="Times New Roman"/>
+          <w:color w:val="000000" w:themeColor="text1"/>
+          <w:sz w:val="24"/>
+          <w:szCs w:val="24"/>
+        </w:rPr>
+      </w:pPr>
+      <w:r>
+        <w:rPr>
+          <w:rStyle w:val="HTMLCode"/>
+          <w:rFonts w:ascii="Times New Roman" w:hAnsi="Times New Roman" w:cs="Times New Roman"/>
+          <w:color w:val="000000" w:themeColor="text1"/>
+          <w:sz w:val="24"/>
+          <w:szCs w:val="24"/>
+        </w:rPr>
+        <w:t xml:space="preserve">  }</w:t>
+      </w:r>
+    </w:p>
+    <w:p>
+      <w:pPr>
+        <w:pStyle w:val="HTMLPreformatted"/>
+        <w:rPr>
+          <w:rStyle w:val="HTMLCode"/>
+          <w:rFonts w:ascii="Times New Roman" w:hAnsi="Times New Roman" w:cs="Times New Roman"/>
+          <w:color w:val="000000" w:themeColor="text1"/>
+          <w:sz w:val="24"/>
+          <w:szCs w:val="24"/>
+        </w:rPr>
+      </w:pPr>
+      <w:r>
+        <w:rPr>
+          <w:rStyle w:val="HTMLCode"/>
+          <w:rFonts w:ascii="Times New Roman" w:hAnsi="Times New Roman" w:cs="Times New Roman"/>
+          <w:color w:val="000000" w:themeColor="text1"/>
+          <w:sz w:val="24"/>
+          <w:szCs w:val="24"/>
+        </w:rPr>
+        <w:t>}</w:t>
+      </w:r>
+    </w:p>
+    <w:p>
+      <w:pPr>
+        <w:pStyle w:val="Heading2"/>
+        <w:rPr>
+          <w:rFonts w:ascii="Times New Roman" w:hAnsi="Times New Roman" w:cs="Times New Roman"/>
+          <w:color w:val="000000" w:themeColor="text1"/>
+          <w:sz w:val="24"/>
+          <w:szCs w:val="24"/>
+        </w:rPr>
+      </w:pPr>
+      <w:r>
+        <w:rPr>
+          <w:rStyle w:val="Strong"/>
+          <w:rFonts w:ascii="Times New Roman" w:hAnsi="Times New Roman" w:cs="Times New Roman"/>
+          <w:color w:val="000000" w:themeColor="text1"/>
+          <w:sz w:val="24"/>
+          <w:szCs w:val="24"/>
+        </w:rPr>
+        <w:t>3. Extra Small Screens (</w:t>
+      </w:r>
+      <w:proofErr w:type="gramStart"/>
+      <w:r>
+        <w:rPr>
+          <w:rStyle w:val="Strong"/>
+          <w:rFonts w:ascii="Times New Roman" w:hAnsi="Times New Roman" w:cs="Times New Roman"/>
+          <w:color w:val="000000" w:themeColor="text1"/>
+          <w:sz w:val="24"/>
+          <w:szCs w:val="24"/>
+        </w:rPr>
+        <w:t>max-width</w:t>
+      </w:r>
+      <w:proofErr w:type="gramEnd"/>
+      <w:r>
+        <w:rPr>
+          <w:rStyle w:val="Strong"/>
+          <w:rFonts w:ascii="Times New Roman" w:hAnsi="Times New Roman" w:cs="Times New Roman"/>
+          <w:color w:val="000000" w:themeColor="text1"/>
+          <w:sz w:val="24"/>
+          <w:szCs w:val="24"/>
+        </w:rPr>
+        <w:t>: 500px)</w:t>
+      </w:r>
+    </w:p>
+    <w:p>
+      <w:pPr>
+        <w:rPr>
+          <w:color w:val="000000" w:themeColor="text1"/>
+        </w:rPr>
+      </w:pPr>
+    </w:p>
+    <w:p>
+      <w:pPr>
+        <w:pStyle w:val="HTMLPreformatted"/>
+        <w:rPr>
+          <w:rStyle w:val="HTMLCode"/>
+          <w:rFonts w:ascii="Times New Roman" w:hAnsi="Times New Roman" w:cs="Times New Roman"/>
+          <w:color w:val="000000" w:themeColor="text1"/>
+          <w:sz w:val="24"/>
+          <w:szCs w:val="24"/>
+        </w:rPr>
+      </w:pPr>
+      <w:r>
+        <w:rPr>
+          <w:rStyle w:val="HTMLCode"/>
+          <w:rFonts w:ascii="Times New Roman" w:hAnsi="Times New Roman" w:cs="Times New Roman"/>
+          <w:color w:val="000000" w:themeColor="text1"/>
+          <w:sz w:val="24"/>
+          <w:szCs w:val="24"/>
+        </w:rPr>
+        <w:t>@media (</w:t>
+      </w:r>
+      <w:proofErr w:type="gramStart"/>
+      <w:r>
+        <w:rPr>
+          <w:rStyle w:val="HTMLCode"/>
+          <w:rFonts w:ascii="Times New Roman" w:hAnsi="Times New Roman" w:cs="Times New Roman"/>
+          <w:color w:val="000000" w:themeColor="text1"/>
+          <w:sz w:val="24"/>
+          <w:szCs w:val="24"/>
+        </w:rPr>
+        <w:t>max-width</w:t>
+      </w:r>
+      <w:proofErr w:type="gramEnd"/>
+      <w:r>
+        <w:rPr>
+          <w:rStyle w:val="HTMLCode"/>
+          <w:rFonts w:ascii="Times New Roman" w:hAnsi="Times New Roman" w:cs="Times New Roman"/>
+          <w:color w:val="000000" w:themeColor="text1"/>
+          <w:sz w:val="24"/>
+          <w:szCs w:val="24"/>
+        </w:rPr>
+        <w:t>: 500px) {</w:t>
+      </w:r>
+    </w:p>
+    <w:p>
+      <w:pPr>
+        <w:pStyle w:val="HTMLPreformatted"/>
+        <w:rPr>
+          <w:rStyle w:val="HTMLCode"/>
+          <w:rFonts w:ascii="Times New Roman" w:hAnsi="Times New Roman" w:cs="Times New Roman"/>
+          <w:color w:val="000000" w:themeColor="text1"/>
+          <w:sz w:val="24"/>
+          <w:szCs w:val="24"/>
+        </w:rPr>
+      </w:pPr>
+      <w:r>
+        <w:rPr>
+          <w:rStyle w:val="HTMLCode"/>
+          <w:rFonts w:ascii="Times New Roman" w:hAnsi="Times New Roman" w:cs="Times New Roman"/>
+          <w:color w:val="000000" w:themeColor="text1"/>
+          <w:sz w:val="24"/>
+          <w:szCs w:val="24"/>
+        </w:rPr>
+        <w:t xml:space="preserve">  header {</w:t>
+      </w:r>
+    </w:p>
+    <w:p>
+      <w:pPr>
+        <w:pStyle w:val="HTMLPreformatted"/>
+        <w:rPr>
+          <w:rStyle w:val="HTMLCode"/>
+          <w:rFonts w:ascii="Times New Roman" w:hAnsi="Times New Roman" w:cs="Times New Roman"/>
+          <w:color w:val="000000" w:themeColor="text1"/>
+          <w:sz w:val="24"/>
+          <w:szCs w:val="24"/>
+        </w:rPr>
+      </w:pPr>
+      <w:r>
+        <w:rPr>
+          <w:rStyle w:val="HTMLCode"/>
+          <w:rFonts w:ascii="Times New Roman" w:hAnsi="Times New Roman" w:cs="Times New Roman"/>
+          <w:color w:val="000000" w:themeColor="text1"/>
+          <w:sz w:val="24"/>
+          <w:szCs w:val="24"/>
+        </w:rPr>
+        <w:t xml:space="preserve">    flex-direction: column;</w:t>
+      </w:r>
+    </w:p>
+    <w:p>
+      <w:pPr>
+        <w:pStyle w:val="HTMLPreformatted"/>
+        <w:rPr>
+          <w:rStyle w:val="HTMLCode"/>
+          <w:rFonts w:ascii="Times New Roman" w:hAnsi="Times New Roman" w:cs="Times New Roman"/>
+          <w:color w:val="000000" w:themeColor="text1"/>
+          <w:sz w:val="24"/>
+          <w:szCs w:val="24"/>
+        </w:rPr>
+      </w:pPr>
+      <w:r>
+        <w:rPr>
+          <w:rStyle w:val="HTMLCode"/>
+          <w:rFonts w:ascii="Times New Roman" w:hAnsi="Times New Roman" w:cs="Times New Roman"/>
+          <w:color w:val="000000" w:themeColor="text1"/>
+          <w:sz w:val="24"/>
+          <w:szCs w:val="24"/>
+        </w:rPr>
+        <w:t xml:space="preserve">    text-</w:t>
+      </w:r>
+      <w:proofErr w:type="gramStart"/>
+      <w:r>
+        <w:rPr>
+          <w:rStyle w:val="HTMLCode"/>
+          <w:rFonts w:ascii="Times New Roman" w:hAnsi="Times New Roman" w:cs="Times New Roman"/>
+          <w:color w:val="000000" w:themeColor="text1"/>
+          <w:sz w:val="24"/>
+          <w:szCs w:val="24"/>
+        </w:rPr>
+        <w:t>align:</w:t>
+      </w:r>
+      <w:proofErr w:type="gramEnd"/>
+      <w:r>
+        <w:rPr>
+          <w:rStyle w:val="HTMLCode"/>
+          <w:rFonts w:ascii="Times New Roman" w:hAnsi="Times New Roman" w:cs="Times New Roman"/>
+          <w:color w:val="000000" w:themeColor="text1"/>
+          <w:sz w:val="24"/>
+          <w:szCs w:val="24"/>
+        </w:rPr>
+        <w:t xml:space="preserve"> center;</w:t>
+      </w:r>
+    </w:p>
+    <w:p>
+      <w:pPr>
+        <w:pStyle w:val="HTMLPreformatted"/>
+        <w:rPr>
+          <w:rStyle w:val="HTMLCode"/>
+          <w:rFonts w:ascii="Times New Roman" w:hAnsi="Times New Roman" w:cs="Times New Roman"/>
+          <w:color w:val="000000" w:themeColor="text1"/>
+          <w:sz w:val="24"/>
+          <w:szCs w:val="24"/>
+        </w:rPr>
+      </w:pPr>
+      <w:r>
+        <w:rPr>
+          <w:rStyle w:val="HTMLCode"/>
+          <w:rFonts w:ascii="Times New Roman" w:hAnsi="Times New Roman" w:cs="Times New Roman"/>
+          <w:color w:val="000000" w:themeColor="text1"/>
+          <w:sz w:val="24"/>
+          <w:szCs w:val="24"/>
+        </w:rPr>
+        <w:t xml:space="preserve">  }</w:t>
+      </w:r>
+    </w:p>
+    <w:p>
+      <w:pPr>
+        <w:pStyle w:val="HTMLPreformatted"/>
+        <w:rPr>
+          <w:rStyle w:val="HTMLCode"/>
+          <w:rFonts w:ascii="Times New Roman" w:hAnsi="Times New Roman" w:cs="Times New Roman"/>
+          <w:color w:val="000000" w:themeColor="text1"/>
+          <w:sz w:val="24"/>
+          <w:szCs w:val="24"/>
+        </w:rPr>
+      </w:pPr>
+      <w:r>
+        <w:rPr>
+          <w:rStyle w:val="HTMLCode"/>
+          <w:rFonts w:ascii="Times New Roman" w:hAnsi="Times New Roman" w:cs="Times New Roman"/>
+          <w:color w:val="000000" w:themeColor="text1"/>
+          <w:sz w:val="24"/>
+          <w:szCs w:val="24"/>
+        </w:rPr>
+        <w:t>}</w:t>
+      </w:r>
+    </w:p>
+    <w:p>
+      <w:pPr>
+        <w:pStyle w:val="BodyA"/>
+        <w:rPr>
+          <w:rFonts w:ascii="Times New Roman" w:hAnsi="Times New Roman" w:cs="Times New Roman"/>
+          <w:color w:val="000000" w:themeColor="text1"/>
+        </w:rPr>
+      </w:pPr>
+    </w:p>
+    <w:p>
+      <w:pPr>
         <w:pStyle w:val="BodyA"/>
         <w:spacing w:before="120"/>
+        <w:rPr>
+          <w:rFonts w:ascii="Times New Roman" w:hAnsi="Times New Roman" w:cs="Times New Roman"/>
+          <w:color w:val="000000" w:themeColor="text1"/>
+        </w:rPr>
       </w:pPr>
     </w:p>
     <w:sectPr>
@@ -2195,7 +3987,7 @@
       <w:rPr>
         <w:noProof/>
       </w:rPr>
-      <w:t>April 15, 26</w:t>
+      <w:t>April 27, 26</w:t>
     </w:r>
     <w:r>
       <w:fldChar w:fldCharType="end"/>
@@ -6038,9 +7830,53 @@
   <w:style w:type="paragraph" w:default="1" w:styleId="Normal">
     <w:name w:val="Normal"/>
     <w:qFormat/>
+    <w:rsid w:val="009840CF"/>
+    <w:pPr>
+      <w:pBdr>
+        <w:top w:val="none" w:sz="0" w:space="0" w:color="auto"/>
+        <w:left w:val="none" w:sz="0" w:space="0" w:color="auto"/>
+        <w:bottom w:val="none" w:sz="0" w:space="0" w:color="auto"/>
+        <w:right w:val="none" w:sz="0" w:space="0" w:color="auto"/>
+        <w:between w:val="none" w:sz="0" w:space="0" w:color="auto"/>
+        <w:bar w:val="none" w:sz="0" w:color="auto"/>
+      </w:pBdr>
+    </w:pPr>
     <w:rPr>
+      <w:rFonts w:eastAsia="Times New Roman"/>
       <w:sz w:val="24"/>
       <w:szCs w:val="24"/>
+      <w:bdr w:val="none" w:sz="0" w:space="0" w:color="auto"/>
+    </w:rPr>
+  </w:style>
+  <w:style w:type="paragraph" w:styleId="Heading2">
+    <w:name w:val="heading 2"/>
+    <w:basedOn w:val="Normal"/>
+    <w:next w:val="Normal"/>
+    <w:link w:val="Heading2Char"/>
+    <w:uiPriority w:val="9"/>
+    <w:unhideWhenUsed/>
+    <w:qFormat/>
+    <w:rsid w:val="009840CF"/>
+    <w:pPr>
+      <w:keepNext/>
+      <w:keepLines/>
+      <w:pBdr>
+        <w:top w:val="nil"/>
+        <w:left w:val="nil"/>
+        <w:bottom w:val="nil"/>
+        <w:right w:val="nil"/>
+        <w:between w:val="nil"/>
+        <w:bar w:val="nil"/>
+      </w:pBdr>
+      <w:spacing w:before="40"/>
+      <w:outlineLvl w:val="1"/>
+    </w:pPr>
+    <w:rPr>
+      <w:rFonts w:asciiTheme="majorHAnsi" w:eastAsiaTheme="majorEastAsia" w:hAnsiTheme="majorHAnsi" w:cstheme="majorBidi"/>
+      <w:color w:val="365F91" w:themeColor="accent1" w:themeShade="BF"/>
+      <w:sz w:val="26"/>
+      <w:szCs w:val="26"/>
+      <w:bdr w:val="nil"/>
     </w:rPr>
   </w:style>
   <w:style w:type="paragraph" w:styleId="Heading3">
@@ -6051,24 +7887,14 @@
     <w:qFormat/>
     <w:rsid w:val="00BF04F8"/>
     <w:pPr>
-      <w:pBdr>
-        <w:top w:val="none" w:sz="0" w:space="0" w:color="auto"/>
-        <w:left w:val="none" w:sz="0" w:space="0" w:color="auto"/>
-        <w:bottom w:val="none" w:sz="0" w:space="0" w:color="auto"/>
-        <w:right w:val="none" w:sz="0" w:space="0" w:color="auto"/>
-        <w:between w:val="none" w:sz="0" w:space="0" w:color="auto"/>
-        <w:bar w:val="none" w:sz="0" w:color="auto"/>
-      </w:pBdr>
       <w:spacing w:before="100" w:beforeAutospacing="1" w:after="100" w:afterAutospacing="1"/>
       <w:outlineLvl w:val="2"/>
     </w:pPr>
     <w:rPr>
-      <w:rFonts w:eastAsia="Times New Roman"/>
       <w:b/>
       <w:bCs/>
       <w:sz w:val="27"/>
       <w:szCs w:val="27"/>
-      <w:bdr w:val="none" w:sz="0" w:space="0" w:color="auto"/>
     </w:rPr>
   </w:style>
   <w:style w:type="character" w:default="1" w:styleId="DefaultParagraphFont">
@@ -6182,11 +8008,23 @@
     <w:unhideWhenUsed/>
     <w:rsid w:val="00D55797"/>
     <w:pPr>
+      <w:pBdr>
+        <w:top w:val="nil"/>
+        <w:left w:val="nil"/>
+        <w:bottom w:val="nil"/>
+        <w:right w:val="nil"/>
+        <w:between w:val="nil"/>
+        <w:bar w:val="nil"/>
+      </w:pBdr>
       <w:tabs>
         <w:tab w:val="center" w:pos="4680"/>
         <w:tab w:val="right" w:pos="9360"/>
       </w:tabs>
     </w:pPr>
+    <w:rPr>
+      <w:rFonts w:eastAsia="Arial Unicode MS"/>
+      <w:bdr w:val="nil"/>
+    </w:rPr>
   </w:style>
   <w:style w:type="character" w:customStyle="1" w:styleId="HeaderChar">
     <w:name w:val="Header Char"/>
@@ -6203,24 +8041,11 @@
     <w:name w:val="Normal (Web)"/>
     <w:basedOn w:val="Normal"/>
     <w:uiPriority w:val="99"/>
-    <w:semiHidden/>
     <w:unhideWhenUsed/>
     <w:rsid w:val="00D55797"/>
     <w:pPr>
-      <w:pBdr>
-        <w:top w:val="none" w:sz="0" w:space="0" w:color="auto"/>
-        <w:left w:val="none" w:sz="0" w:space="0" w:color="auto"/>
-        <w:bottom w:val="none" w:sz="0" w:space="0" w:color="auto"/>
-        <w:right w:val="none" w:sz="0" w:space="0" w:color="auto"/>
-        <w:between w:val="none" w:sz="0" w:space="0" w:color="auto"/>
-        <w:bar w:val="none" w:sz="0" w:color="auto"/>
-      </w:pBdr>
       <w:spacing w:before="100" w:beforeAutospacing="1" w:after="100" w:afterAutospacing="1"/>
     </w:pPr>
-    <w:rPr>
-      <w:rFonts w:eastAsia="Times New Roman"/>
-      <w:bdr w:val="none" w:sz="0" w:space="0" w:color="auto"/>
-    </w:rPr>
   </w:style>
   <w:style w:type="character" w:styleId="Strong">
     <w:name w:val="Strong"/>
@@ -6270,6 +8095,65 @@
     <w:rPr>
       <w:i/>
       <w:iCs/>
+    </w:rPr>
+  </w:style>
+  <w:style w:type="character" w:customStyle="1" w:styleId="Heading2Char">
+    <w:name w:val="Heading 2 Char"/>
+    <w:basedOn w:val="DefaultParagraphFont"/>
+    <w:link w:val="Heading2"/>
+    <w:uiPriority w:val="9"/>
+    <w:rsid w:val="009840CF"/>
+    <w:rPr>
+      <w:rFonts w:asciiTheme="majorHAnsi" w:eastAsiaTheme="majorEastAsia" w:hAnsiTheme="majorHAnsi" w:cstheme="majorBidi"/>
+      <w:color w:val="365F91" w:themeColor="accent1" w:themeShade="BF"/>
+      <w:sz w:val="26"/>
+      <w:szCs w:val="26"/>
+    </w:rPr>
+  </w:style>
+  <w:style w:type="paragraph" w:styleId="HTMLPreformatted">
+    <w:name w:val="HTML Preformatted"/>
+    <w:basedOn w:val="Normal"/>
+    <w:link w:val="HTMLPreformattedChar"/>
+    <w:uiPriority w:val="99"/>
+    <w:semiHidden/>
+    <w:unhideWhenUsed/>
+    <w:rsid w:val="009840CF"/>
+    <w:pPr>
+      <w:tabs>
+        <w:tab w:val="left" w:pos="916"/>
+        <w:tab w:val="left" w:pos="1832"/>
+        <w:tab w:val="left" w:pos="2748"/>
+        <w:tab w:val="left" w:pos="3664"/>
+        <w:tab w:val="left" w:pos="4580"/>
+        <w:tab w:val="left" w:pos="5496"/>
+        <w:tab w:val="left" w:pos="6412"/>
+        <w:tab w:val="left" w:pos="7328"/>
+        <w:tab w:val="left" w:pos="8244"/>
+        <w:tab w:val="left" w:pos="9160"/>
+        <w:tab w:val="left" w:pos="10076"/>
+        <w:tab w:val="left" w:pos="10992"/>
+        <w:tab w:val="left" w:pos="11908"/>
+        <w:tab w:val="left" w:pos="12824"/>
+        <w:tab w:val="left" w:pos="13740"/>
+        <w:tab w:val="left" w:pos="14656"/>
+      </w:tabs>
+    </w:pPr>
+    <w:rPr>
+      <w:rFonts w:ascii="Courier New" w:hAnsi="Courier New" w:cs="Courier New"/>
+      <w:sz w:val="20"/>
+      <w:szCs w:val="20"/>
+    </w:rPr>
+  </w:style>
+  <w:style w:type="character" w:customStyle="1" w:styleId="HTMLPreformattedChar">
+    <w:name w:val="HTML Preformatted Char"/>
+    <w:basedOn w:val="DefaultParagraphFont"/>
+    <w:link w:val="HTMLPreformatted"/>
+    <w:uiPriority w:val="99"/>
+    <w:semiHidden/>
+    <w:rsid w:val="009840CF"/>
+    <w:rPr>
+      <w:rFonts w:ascii="Courier New" w:eastAsia="Times New Roman" w:hAnsi="Courier New" w:cs="Courier New"/>
+      <w:bdr w:val="none" w:sz="0" w:space="0" w:color="auto"/>
     </w:rPr>
   </w:style>
 </w:styles>
